--- a/0. ProgressOverview/0.  PreschoolWork/2. SadashivaPreschoolMilestones.docx
+++ b/0. ProgressOverview/0.  PreschoolWork/2. SadashivaPreschoolMilestones.docx
@@ -1,6 +1,6 @@
 
 <file path=word/document.xml><?xml version="1.0" encoding="utf-8"?>
-<w:document xmlns:wpc="http://schemas.microsoft.com/office/word/2010/wordprocessingCanvas" xmlns:cx="http://schemas.microsoft.com/office/drawing/2014/chartex" xmlns:cx1="http://schemas.microsoft.com/office/drawing/2015/9/8/chartex" xmlns:cx2="http://schemas.microsoft.com/office/drawing/2015/10/21/chartex" xmlns:cx3="http://schemas.microsoft.com/office/drawing/2016/5/9/chartex" xmlns:cx4="http://schemas.microsoft.com/office/drawing/2016/5/10/chartex" xmlns:cx5="http://schemas.microsoft.com/office/drawing/2016/5/11/chartex" xmlns:cx6="http://schemas.microsoft.com/office/drawing/2016/5/12/chartex" xmlns:cx7="http://schemas.microsoft.com/office/drawing/2016/5/13/chartex" xmlns:cx8="http://schemas.microsoft.com/office/drawing/2016/5/14/chartex" xmlns:mc="http://schemas.openxmlformats.org/markup-compatibility/2006" xmlns:aink="http://schemas.microsoft.com/office/drawing/2016/ink" xmlns:am3d="http://schemas.microsoft.com/office/drawing/2017/model3d" xmlns:o="urn:schemas-microsoft-com:office:office" xmlns:oel="http://schemas.microsoft.com/office/2019/extlst" xmlns:r="http://schemas.openxmlformats.org/officeDocument/2006/relationships" xmlns:m="http://schemas.openxmlformats.org/officeDocument/2006/math" xmlns:v="urn:schemas-microsoft-com:vml" xmlns:wp14="http://schemas.microsoft.com/office/word/2010/wordprocessingDrawing" xmlns:wp="http://schemas.openxmlformats.org/drawingml/2006/wordprocessingDrawing" xmlns:w10="urn:schemas-microsoft-com:office:word" xmlns:w="http://schemas.openxmlformats.org/wordprocessingml/2006/main" xmlns:w14="http://schemas.microsoft.com/office/word/2010/wordml" xmlns:w15="http://schemas.microsoft.com/office/word/2012/wordml" xmlns:w16cex="http://schemas.microsoft.com/office/word/2018/wordml/cex" xmlns:w16cid="http://schemas.microsoft.com/office/word/2016/wordml/cid" xmlns:w16="http://schemas.microsoft.com/office/word/2018/wordml" xmlns:w16du="http://schemas.microsoft.com/office/word/2023/wordml/word16du" xmlns:w16sdtdh="http://schemas.microsoft.com/office/word/2020/wordml/sdtdatahash" xmlns:w16sdtfl="http://schemas.microsoft.com/office/word/2024/wordml/sdtformatlock" xmlns:w16se="http://schemas.microsoft.com/office/word/2015/wordml/symex" xmlns:wpg="http://schemas.microsoft.com/office/word/2010/wordprocessingGroup" xmlns:wpi="http://schemas.microsoft.com/office/word/2010/wordprocessingInk" xmlns:wne="http://schemas.microsoft.com/office/word/2006/wordml" xmlns:wps="http://schemas.microsoft.com/office/word/2010/wordprocessingShape" mc:Ignorable="w14 w15 w16se w16cid w16 w16cex w16sdtdh w16sdtfl w16du wp14">
+<w:document xmlns:wpc="http://schemas.microsoft.com/office/word/2010/wordprocessingCanvas" xmlns:cx="http://schemas.microsoft.com/office/drawing/2014/chartex" xmlns:cx1="http://schemas.microsoft.com/office/drawing/2015/9/8/chartex" xmlns:cx2="http://schemas.microsoft.com/office/drawing/2015/10/21/chartex" xmlns:cx3="http://schemas.microsoft.com/office/drawing/2016/5/9/chartex" xmlns:cx4="http://schemas.microsoft.com/office/drawing/2016/5/10/chartex" xmlns:cx5="http://schemas.microsoft.com/office/drawing/2016/5/11/chartex" xmlns:cx6="http://schemas.microsoft.com/office/drawing/2016/5/12/chartex" xmlns:cx7="http://schemas.microsoft.com/office/drawing/2016/5/13/chartex" xmlns:cx8="http://schemas.microsoft.com/office/drawing/2016/5/14/chartex" xmlns:mc="http://schemas.openxmlformats.org/markup-compatibility/2006" xmlns:aink="http://schemas.microsoft.com/office/drawing/2016/ink" xmlns:am3d="http://schemas.microsoft.com/office/drawing/2017/model3d" xmlns:o="urn:schemas-microsoft-com:office:office" xmlns:oel="http://schemas.microsoft.com/office/2019/extlst" xmlns:r="http://schemas.openxmlformats.org/officeDocument/2006/relationships" xmlns:m="http://schemas.openxmlformats.org/officeDocument/2006/math" xmlns:v="urn:schemas-microsoft-com:vml" xmlns:wp14="http://schemas.microsoft.com/office/word/2010/wordprocessingDrawing" xmlns:wp="http://schemas.openxmlformats.org/drawingml/2006/wordprocessingDrawing" xmlns:w10="urn:schemas-microsoft-com:office:word" xmlns:w="http://schemas.openxmlformats.org/wordprocessingml/2006/main" xmlns:w14="http://schemas.microsoft.com/office/word/2010/wordml" xmlns:w15="http://schemas.microsoft.com/office/word/2012/wordml" xmlns:w16cei="http://schemas.microsoft.com/office/word/2026/wordml/cei" xmlns:w16cex="http://schemas.microsoft.com/office/word/2018/wordml/cex" xmlns:w16cid="http://schemas.microsoft.com/office/word/2016/wordml/cid" xmlns:w16="http://schemas.microsoft.com/office/word/2018/wordml" xmlns:w16du="http://schemas.microsoft.com/office/word/2023/wordml/word16du" xmlns:w16sdtdh="http://schemas.microsoft.com/office/word/2020/wordml/sdtdatahash" xmlns:w16sdtfl="http://schemas.microsoft.com/office/word/2024/wordml/sdtformatlock" xmlns:w16se="http://schemas.microsoft.com/office/word/2015/wordml/symex" xmlns:wpg="http://schemas.microsoft.com/office/word/2010/wordprocessingGroup" xmlns:wpi="http://schemas.microsoft.com/office/word/2010/wordprocessingInk" xmlns:wne="http://schemas.microsoft.com/office/word/2006/wordml" xmlns:wps="http://schemas.microsoft.com/office/word/2010/wordprocessingShape" mc:Ignorable="w14 w15 w16se w16cid w16 w16cex w16sdtdh w16sdtfl w16du wp14">
   <w:body>
     <w:p>
       <w:pPr>
@@ -41,43 +41,92 @@
           <w:bCs/>
           <w:u w:val="single"/>
         </w:rPr>
-        <w:t xml:space="preserve">Around 3 </w:t>
-      </w:r>
-      <w:proofErr w:type="gramStart"/>
+        <w:t>Around 3 yrs 5 months (Around April 18, 2025) :</w:t>
+      </w:r>
       <w:r>
         <w:rPr>
           <w:b/>
           <w:bCs/>
           <w:u w:val="single"/>
         </w:rPr>
-        <w:t>yrs</w:t>
-      </w:r>
-      <w:proofErr w:type="gramEnd"/>
+        <w:br/>
+      </w:r>
+    </w:p>
+    <w:p>
+      <w:pPr>
+        <w:numPr>
+          <w:ilvl w:val="0"/>
+          <w:numId w:val="3"/>
+        </w:numPr>
+      </w:pPr>
       <w:r>
         <w:rPr>
           <w:b/>
           <w:bCs/>
-          <w:u w:val="single"/>
-        </w:rPr>
-        <w:t xml:space="preserve"> 5 months (Around April 18, 2025</w:t>
-      </w:r>
-      <w:proofErr w:type="gramStart"/>
+        </w:rPr>
+        <w:t>Telugu</w:t>
+      </w:r>
+      <w:r>
+        <w:t>: Able to tell all the letters in order without seeing, identify most of the letters. Trace letters in app. For simple letters that he can identify, read them as words. Tell gu</w:t>
+      </w:r>
+      <w:r>
+        <w:t>n</w:t>
+      </w:r>
+      <w:r>
+        <w:t>int</w:t>
+      </w:r>
+      <w:r>
+        <w:t>h</w:t>
+      </w:r>
+      <w:r>
+        <w:t>am for any letter</w:t>
+      </w:r>
+    </w:p>
+    <w:p>
+      <w:pPr>
+        <w:numPr>
+          <w:ilvl w:val="0"/>
+          <w:numId w:val="3"/>
+        </w:numPr>
+      </w:pPr>
       <w:r>
         <w:rPr>
           <w:b/>
           <w:bCs/>
-          <w:u w:val="single"/>
-        </w:rPr>
-        <w:t>) :</w:t>
-      </w:r>
-      <w:proofErr w:type="gramEnd"/>
+        </w:rPr>
+        <w:t>English</w:t>
+      </w:r>
+      <w:r>
+        <w:t xml:space="preserve">: Read and write English alphabet. </w:t>
+      </w:r>
+    </w:p>
+    <w:p>
+      <w:pPr>
+        <w:numPr>
+          <w:ilvl w:val="0"/>
+          <w:numId w:val="3"/>
+        </w:numPr>
+      </w:pPr>
+      <w:r>
+        <w:t xml:space="preserve">Knows basic shapes, colors, fruits and vegetables </w:t>
+      </w:r>
+    </w:p>
+    <w:p>
+      <w:pPr>
+        <w:numPr>
+          <w:ilvl w:val="0"/>
+          <w:numId w:val="3"/>
+        </w:numPr>
+      </w:pPr>
       <w:r>
         <w:rPr>
           <w:b/>
           <w:bCs/>
-          <w:u w:val="single"/>
-        </w:rPr>
-        <w:br/>
+        </w:rPr>
+        <w:t>Vocabulary</w:t>
+      </w:r>
+      <w:r>
+        <w:t>: Fluently able to communicate in Telugu and English for his age.</w:t>
       </w:r>
     </w:p>
     <w:p>
@@ -92,30 +141,10 @@
           <w:b/>
           <w:bCs/>
         </w:rPr>
-        <w:t>Telugu</w:t>
-      </w:r>
-      <w:r>
-        <w:t xml:space="preserve">: Able to tell all the letters in order without seeing, identify most of the letters. Trace letters in app. For simple letters that he can identify, read them as words. Tell </w:t>
-      </w:r>
-      <w:proofErr w:type="spellStart"/>
-      <w:r>
-        <w:t>gu</w:t>
-      </w:r>
-      <w:r>
-        <w:t>n</w:t>
-      </w:r>
-      <w:r>
-        <w:t>int</w:t>
-      </w:r>
-      <w:r>
-        <w:t>h</w:t>
-      </w:r>
-      <w:r>
-        <w:t>am</w:t>
-      </w:r>
-      <w:proofErr w:type="spellEnd"/>
-      <w:r>
-        <w:t xml:space="preserve"> for any letter</w:t>
+        <w:t>Maths</w:t>
+      </w:r>
+      <w:r>
+        <w:t>: Able to count till 100, able to tell the digits when a number is asked, practicing number tracing in app, do simple finger additions</w:t>
       </w:r>
     </w:p>
     <w:p>
@@ -130,114 +159,283 @@
           <w:b/>
           <w:bCs/>
         </w:rPr>
-        <w:t>English</w:t>
-      </w:r>
-      <w:r>
-        <w:t xml:space="preserve">: Read and write English alphabet. </w:t>
-      </w:r>
-    </w:p>
-    <w:p>
-      <w:pPr>
-        <w:numPr>
-          <w:ilvl w:val="0"/>
-          <w:numId w:val="3"/>
-        </w:numPr>
-      </w:pPr>
-      <w:r>
-        <w:t xml:space="preserve">Knows basic shapes, colors, fruits and vegetables </w:t>
-      </w:r>
-    </w:p>
-    <w:p>
-      <w:pPr>
-        <w:numPr>
-          <w:ilvl w:val="0"/>
-          <w:numId w:val="3"/>
-        </w:numPr>
-      </w:pPr>
-      <w:r>
+        <w:t>Music</w:t>
+      </w:r>
+      <w:r>
+        <w:t>: Able to sing most of the simple carnatic music geetams in tune. Knows notes, swaras for some of the geetams and can sing them.</w:t>
+      </w:r>
+    </w:p>
+    <w:p>
+      <w:pPr>
+        <w:spacing w:before="360" w:after="360"/>
         <w:rPr>
           <w:b/>
           <w:bCs/>
-        </w:rPr>
-        <w:t>Vocabulary</w:t>
-      </w:r>
-      <w:r>
-        <w:t>: Fluently able to communicate in Telugu and English for his age.</w:t>
-      </w:r>
-    </w:p>
-    <w:p>
-      <w:pPr>
-        <w:numPr>
-          <w:ilvl w:val="0"/>
-          <w:numId w:val="3"/>
-        </w:numPr>
-      </w:pPr>
-      <w:proofErr w:type="spellStart"/>
+          <w:color w:val="1F1F1F"/>
+          <w:sz w:val="21"/>
+          <w:szCs w:val="21"/>
+          <w:u w:val="single"/>
+        </w:rPr>
+      </w:pPr>
       <w:r>
         <w:rPr>
           <w:b/>
           <w:bCs/>
-        </w:rPr>
-        <w:t>Maths</w:t>
-      </w:r>
-      <w:proofErr w:type="spellEnd"/>
-      <w:r>
-        <w:t>: Able to count till 100, able to tell the digits when a number is asked, practicing number tracing in app, do simple finger additions</w:t>
-      </w:r>
-    </w:p>
-    <w:p>
-      <w:pPr>
-        <w:numPr>
-          <w:ilvl w:val="0"/>
-          <w:numId w:val="3"/>
-        </w:numPr>
-      </w:pPr>
+          <w:color w:val="1F1F1F"/>
+          <w:sz w:val="21"/>
+          <w:szCs w:val="21"/>
+          <w:u w:val="single"/>
+        </w:rPr>
+        <w:t>Will turn 4 shortly</w:t>
+      </w:r>
       <w:r>
         <w:rPr>
           <w:b/>
           <w:bCs/>
-        </w:rPr>
-        <w:t>Music</w:t>
-      </w:r>
-      <w:r>
-        <w:t xml:space="preserve">: Able to sing most of the simple </w:t>
-      </w:r>
-      <w:proofErr w:type="spellStart"/>
-      <w:r>
-        <w:t>carnatic</w:t>
-      </w:r>
-      <w:proofErr w:type="spellEnd"/>
-      <w:r>
-        <w:t xml:space="preserve"> music </w:t>
-      </w:r>
-      <w:proofErr w:type="spellStart"/>
-      <w:r>
-        <w:t>geetams</w:t>
-      </w:r>
-      <w:proofErr w:type="spellEnd"/>
-      <w:r>
-        <w:t xml:space="preserve"> in tune. Knows notes, </w:t>
-      </w:r>
-      <w:proofErr w:type="spellStart"/>
-      <w:r>
-        <w:t>swaras</w:t>
-      </w:r>
-      <w:proofErr w:type="spellEnd"/>
-      <w:r>
-        <w:t xml:space="preserve"> for some of the </w:t>
-      </w:r>
-      <w:proofErr w:type="spellStart"/>
-      <w:r>
-        <w:t>geetams</w:t>
-      </w:r>
-      <w:proofErr w:type="spellEnd"/>
-      <w:r>
-        <w:t xml:space="preserve"> and can sing them.</w:t>
-      </w:r>
-    </w:p>
-    <w:p>
-      <w:pPr>
-        <w:spacing w:before="360" w:after="360"/>
+          <w:color w:val="1F1F1F"/>
+          <w:sz w:val="21"/>
+          <w:szCs w:val="21"/>
+          <w:u w:val="single"/>
+        </w:rPr>
+        <w:t xml:space="preserve"> - 31102025</w:t>
+      </w:r>
+    </w:p>
+    <w:p>
+      <w:pPr>
+        <w:numPr>
+          <w:ilvl w:val="0"/>
+          <w:numId w:val="1"/>
+        </w:numPr>
+        <w:spacing w:before="360"/>
+        <w:rPr>
+          <w:color w:val="1F1F1F"/>
+          <w:sz w:val="21"/>
+          <w:szCs w:val="21"/>
+        </w:rPr>
+      </w:pPr>
+      <w:r>
+        <w:rPr>
+          <w:color w:val="1F1F1F"/>
+          <w:sz w:val="21"/>
+          <w:szCs w:val="21"/>
+        </w:rPr>
+        <w:t xml:space="preserve">Maths: Numbers; Simple additions; </w:t>
+      </w:r>
+    </w:p>
+    <w:p>
+      <w:pPr>
+        <w:numPr>
+          <w:ilvl w:val="1"/>
+          <w:numId w:val="1"/>
+        </w:numPr>
+        <w:rPr>
+          <w:color w:val="1F1F1F"/>
+          <w:sz w:val="21"/>
+          <w:szCs w:val="21"/>
+        </w:rPr>
+      </w:pPr>
+      <w:r>
+        <w:rPr>
+          <w:color w:val="1F1F1F"/>
+          <w:sz w:val="21"/>
+          <w:szCs w:val="21"/>
+        </w:rPr>
+        <w:t xml:space="preserve">Starting to learn: Subtractions, Multiplication </w:t>
+      </w:r>
+    </w:p>
+    <w:p>
+      <w:pPr>
+        <w:numPr>
+          <w:ilvl w:val="0"/>
+          <w:numId w:val="1"/>
+        </w:numPr>
+        <w:rPr>
+          <w:color w:val="1F1F1F"/>
+          <w:sz w:val="21"/>
+          <w:szCs w:val="21"/>
+        </w:rPr>
+      </w:pPr>
+      <w:r>
+        <w:rPr>
+          <w:color w:val="1F1F1F"/>
+          <w:sz w:val="21"/>
+          <w:szCs w:val="21"/>
+        </w:rPr>
+        <w:t>English: Can understand and speak simple English; Writing; Simple spellings</w:t>
+      </w:r>
+    </w:p>
+    <w:p>
+      <w:pPr>
+        <w:numPr>
+          <w:ilvl w:val="1"/>
+          <w:numId w:val="1"/>
+        </w:numPr>
+        <w:rPr>
+          <w:color w:val="1F1F1F"/>
+          <w:sz w:val="21"/>
+          <w:szCs w:val="21"/>
+        </w:rPr>
+      </w:pPr>
+      <w:r>
+        <w:rPr>
+          <w:color w:val="1F1F1F"/>
+          <w:sz w:val="21"/>
+          <w:szCs w:val="21"/>
+        </w:rPr>
+        <w:t>TODO: Start reading and writing simple stories</w:t>
+      </w:r>
+    </w:p>
+    <w:p>
+      <w:pPr>
+        <w:numPr>
+          <w:ilvl w:val="0"/>
+          <w:numId w:val="1"/>
+        </w:numPr>
+        <w:rPr>
+          <w:color w:val="1F1F1F"/>
+          <w:sz w:val="21"/>
+          <w:szCs w:val="21"/>
+        </w:rPr>
+      </w:pPr>
+      <w:r>
+        <w:rPr>
+          <w:color w:val="1F1F1F"/>
+          <w:sz w:val="21"/>
+          <w:szCs w:val="21"/>
+        </w:rPr>
+        <w:t>Telugu: Can understand and speak well; Can write achulu, Hallulu, Guninthaalu</w:t>
+      </w:r>
+    </w:p>
+    <w:p>
+      <w:pPr>
+        <w:numPr>
+          <w:ilvl w:val="1"/>
+          <w:numId w:val="1"/>
+        </w:numPr>
+        <w:rPr>
+          <w:color w:val="1F1F1F"/>
+          <w:sz w:val="21"/>
+          <w:szCs w:val="21"/>
+        </w:rPr>
+      </w:pPr>
+      <w:r>
+        <w:rPr>
+          <w:color w:val="1F1F1F"/>
+          <w:sz w:val="21"/>
+          <w:szCs w:val="21"/>
+        </w:rPr>
+        <w:t>Started: Vothulu</w:t>
+      </w:r>
+    </w:p>
+    <w:p>
+      <w:pPr>
+        <w:numPr>
+          <w:ilvl w:val="1"/>
+          <w:numId w:val="1"/>
+        </w:numPr>
+        <w:rPr>
+          <w:color w:val="1F1F1F"/>
+          <w:sz w:val="21"/>
+          <w:szCs w:val="21"/>
+        </w:rPr>
+      </w:pPr>
+      <w:r>
+        <w:rPr>
+          <w:color w:val="1F1F1F"/>
+          <w:sz w:val="21"/>
+          <w:szCs w:val="21"/>
+        </w:rPr>
+        <w:t>TODO: Start reading and writing simple words, stories.</w:t>
+      </w:r>
+    </w:p>
+    <w:p>
+      <w:pPr>
+        <w:numPr>
+          <w:ilvl w:val="0"/>
+          <w:numId w:val="1"/>
+        </w:numPr>
+        <w:rPr>
+          <w:color w:val="1F1F1F"/>
+          <w:sz w:val="21"/>
+          <w:szCs w:val="21"/>
+        </w:rPr>
+      </w:pPr>
+      <w:r>
+        <w:rPr>
+          <w:color w:val="1F1F1F"/>
+          <w:sz w:val="21"/>
+          <w:szCs w:val="21"/>
+        </w:rPr>
+        <w:t>Music: Arohana, avarohana, some songs, simple patterns</w:t>
+      </w:r>
+    </w:p>
+    <w:p>
+      <w:pPr>
+        <w:numPr>
+          <w:ilvl w:val="1"/>
+          <w:numId w:val="1"/>
+        </w:numPr>
+        <w:rPr>
+          <w:color w:val="1F1F1F"/>
+          <w:sz w:val="21"/>
+          <w:szCs w:val="21"/>
+        </w:rPr>
+      </w:pPr>
+      <w:r>
+        <w:rPr>
+          <w:color w:val="1F1F1F"/>
+          <w:sz w:val="21"/>
+          <w:szCs w:val="21"/>
+        </w:rPr>
+        <w:t>TODO: Practice more patterns of swaras</w:t>
+      </w:r>
+    </w:p>
+    <w:p>
+      <w:pPr>
+        <w:numPr>
+          <w:ilvl w:val="0"/>
+          <w:numId w:val="1"/>
+        </w:numPr>
+        <w:rPr>
+          <w:color w:val="1F1F1F"/>
+          <w:sz w:val="21"/>
+          <w:szCs w:val="21"/>
+        </w:rPr>
+      </w:pPr>
+      <w:r>
+        <w:rPr>
+          <w:color w:val="1F1F1F"/>
+          <w:sz w:val="21"/>
+          <w:szCs w:val="21"/>
+        </w:rPr>
+        <w:t>Hindi:</w:t>
+      </w:r>
+    </w:p>
+    <w:p>
+      <w:pPr>
+        <w:numPr>
+          <w:ilvl w:val="1"/>
+          <w:numId w:val="1"/>
+        </w:numPr>
+        <w:spacing w:after="360"/>
+        <w:rPr>
+          <w:color w:val="1F1F1F"/>
+          <w:sz w:val="21"/>
+          <w:szCs w:val="21"/>
+        </w:rPr>
+      </w:pPr>
+      <w:r>
+        <w:rPr>
+          <w:color w:val="1F1F1F"/>
+          <w:sz w:val="21"/>
+          <w:szCs w:val="21"/>
+        </w:rPr>
+        <w:t>TODO: Start reading/writing hindi alphabet</w:t>
+      </w:r>
+    </w:p>
+    <w:p>
+      <w:pPr>
+        <w:spacing w:after="360"/>
         <w:rPr>
           <w:b/>
           <w:bCs/>
@@ -256,7 +454,7 @@
           <w:szCs w:val="21"/>
           <w:u w:val="single"/>
         </w:rPr>
-        <w:t>Will turn 4 shortly</w:t>
+        <w:t xml:space="preserve">4 </w:t>
       </w:r>
       <w:r>
         <w:rPr>
@@ -267,375 +465,9 @@
           <w:szCs w:val="21"/>
           <w:u w:val="single"/>
         </w:rPr>
-        <w:t xml:space="preserve"> - 31102025</w:t>
-      </w:r>
-    </w:p>
-    <w:p>
-      <w:pPr>
-        <w:numPr>
-          <w:ilvl w:val="0"/>
-          <w:numId w:val="1"/>
-        </w:numPr>
-        <w:spacing w:before="360"/>
-        <w:rPr>
-          <w:color w:val="1F1F1F"/>
-          <w:sz w:val="21"/>
-          <w:szCs w:val="21"/>
-        </w:rPr>
-      </w:pPr>
-      <w:proofErr w:type="spellStart"/>
-      <w:r>
-        <w:rPr>
-          <w:color w:val="1F1F1F"/>
-          <w:sz w:val="21"/>
-          <w:szCs w:val="21"/>
-        </w:rPr>
-        <w:t>Maths</w:t>
-      </w:r>
-      <w:proofErr w:type="spellEnd"/>
-      <w:r>
-        <w:rPr>
-          <w:color w:val="1F1F1F"/>
-          <w:sz w:val="21"/>
-          <w:szCs w:val="21"/>
-        </w:rPr>
-        <w:t xml:space="preserve">: Numbers; Simple </w:t>
-      </w:r>
-      <w:proofErr w:type="gramStart"/>
-      <w:r>
-        <w:rPr>
-          <w:color w:val="1F1F1F"/>
-          <w:sz w:val="21"/>
-          <w:szCs w:val="21"/>
-        </w:rPr>
-        <w:t>additions;</w:t>
-      </w:r>
-      <w:proofErr w:type="gramEnd"/>
-      <w:r>
-        <w:rPr>
-          <w:color w:val="1F1F1F"/>
-          <w:sz w:val="21"/>
-          <w:szCs w:val="21"/>
-        </w:rPr>
-        <w:t xml:space="preserve"> </w:t>
-      </w:r>
-    </w:p>
-    <w:p>
-      <w:pPr>
-        <w:numPr>
-          <w:ilvl w:val="1"/>
-          <w:numId w:val="1"/>
-        </w:numPr>
-        <w:rPr>
-          <w:color w:val="1F1F1F"/>
-          <w:sz w:val="21"/>
-          <w:szCs w:val="21"/>
-        </w:rPr>
-      </w:pPr>
-      <w:r>
-        <w:rPr>
-          <w:color w:val="1F1F1F"/>
-          <w:sz w:val="21"/>
-          <w:szCs w:val="21"/>
-        </w:rPr>
-        <w:t xml:space="preserve">Starting to learn: Subtractions, Multiplication </w:t>
-      </w:r>
-    </w:p>
-    <w:p>
-      <w:pPr>
-        <w:numPr>
-          <w:ilvl w:val="0"/>
-          <w:numId w:val="1"/>
-        </w:numPr>
-        <w:rPr>
-          <w:color w:val="1F1F1F"/>
-          <w:sz w:val="21"/>
-          <w:szCs w:val="21"/>
-        </w:rPr>
-      </w:pPr>
-      <w:r>
-        <w:rPr>
-          <w:color w:val="1F1F1F"/>
-          <w:sz w:val="21"/>
-          <w:szCs w:val="21"/>
-        </w:rPr>
-        <w:t>English: Can understand and speak simple English; Writing; Simple spellings</w:t>
-      </w:r>
-    </w:p>
-    <w:p>
-      <w:pPr>
-        <w:numPr>
-          <w:ilvl w:val="1"/>
-          <w:numId w:val="1"/>
-        </w:numPr>
-        <w:rPr>
-          <w:color w:val="1F1F1F"/>
-          <w:sz w:val="21"/>
-          <w:szCs w:val="21"/>
-        </w:rPr>
-      </w:pPr>
-      <w:r>
-        <w:rPr>
-          <w:color w:val="1F1F1F"/>
-          <w:sz w:val="21"/>
-          <w:szCs w:val="21"/>
-        </w:rPr>
-        <w:t>TODO: Start reading and writing simple stories</w:t>
-      </w:r>
-    </w:p>
-    <w:p>
-      <w:pPr>
-        <w:numPr>
-          <w:ilvl w:val="0"/>
-          <w:numId w:val="1"/>
-        </w:numPr>
-        <w:rPr>
-          <w:color w:val="1F1F1F"/>
-          <w:sz w:val="21"/>
-          <w:szCs w:val="21"/>
-        </w:rPr>
-      </w:pPr>
-      <w:r>
-        <w:rPr>
-          <w:color w:val="1F1F1F"/>
-          <w:sz w:val="21"/>
-          <w:szCs w:val="21"/>
-        </w:rPr>
-        <w:t xml:space="preserve">Telugu: Can understand and speak well; Can write </w:t>
-      </w:r>
-      <w:proofErr w:type="spellStart"/>
-      <w:r>
-        <w:rPr>
-          <w:color w:val="1F1F1F"/>
-          <w:sz w:val="21"/>
-          <w:szCs w:val="21"/>
-        </w:rPr>
-        <w:t>achulu</w:t>
-      </w:r>
-      <w:proofErr w:type="spellEnd"/>
-      <w:r>
-        <w:rPr>
-          <w:color w:val="1F1F1F"/>
-          <w:sz w:val="21"/>
-          <w:szCs w:val="21"/>
-        </w:rPr>
-        <w:t xml:space="preserve">, </w:t>
-      </w:r>
-      <w:proofErr w:type="spellStart"/>
-      <w:r>
-        <w:rPr>
-          <w:color w:val="1F1F1F"/>
-          <w:sz w:val="21"/>
-          <w:szCs w:val="21"/>
-        </w:rPr>
-        <w:t>Hallulu</w:t>
-      </w:r>
-      <w:proofErr w:type="spellEnd"/>
-      <w:r>
-        <w:rPr>
-          <w:color w:val="1F1F1F"/>
-          <w:sz w:val="21"/>
-          <w:szCs w:val="21"/>
-        </w:rPr>
-        <w:t xml:space="preserve">, </w:t>
-      </w:r>
-      <w:proofErr w:type="spellStart"/>
-      <w:r>
-        <w:rPr>
-          <w:color w:val="1F1F1F"/>
-          <w:sz w:val="21"/>
-          <w:szCs w:val="21"/>
-        </w:rPr>
-        <w:t>Guninthaalu</w:t>
-      </w:r>
-      <w:proofErr w:type="spellEnd"/>
-    </w:p>
-    <w:p>
-      <w:pPr>
-        <w:numPr>
-          <w:ilvl w:val="1"/>
-          <w:numId w:val="1"/>
-        </w:numPr>
-        <w:rPr>
-          <w:color w:val="1F1F1F"/>
-          <w:sz w:val="21"/>
-          <w:szCs w:val="21"/>
-        </w:rPr>
-      </w:pPr>
-      <w:r>
-        <w:rPr>
-          <w:color w:val="1F1F1F"/>
-          <w:sz w:val="21"/>
-          <w:szCs w:val="21"/>
-        </w:rPr>
-        <w:t xml:space="preserve">Started: </w:t>
-      </w:r>
-      <w:proofErr w:type="spellStart"/>
-      <w:r>
-        <w:rPr>
-          <w:color w:val="1F1F1F"/>
-          <w:sz w:val="21"/>
-          <w:szCs w:val="21"/>
-        </w:rPr>
-        <w:t>Vothulu</w:t>
-      </w:r>
-      <w:proofErr w:type="spellEnd"/>
-    </w:p>
-    <w:p>
-      <w:pPr>
-        <w:numPr>
-          <w:ilvl w:val="1"/>
-          <w:numId w:val="1"/>
-        </w:numPr>
-        <w:rPr>
-          <w:color w:val="1F1F1F"/>
-          <w:sz w:val="21"/>
-          <w:szCs w:val="21"/>
-        </w:rPr>
-      </w:pPr>
-      <w:r>
-        <w:rPr>
-          <w:color w:val="1F1F1F"/>
-          <w:sz w:val="21"/>
-          <w:szCs w:val="21"/>
-        </w:rPr>
-        <w:t>TODO: Start reading and writing simple words, stories.</w:t>
-      </w:r>
-    </w:p>
-    <w:p>
-      <w:pPr>
-        <w:numPr>
-          <w:ilvl w:val="0"/>
-          <w:numId w:val="1"/>
-        </w:numPr>
-        <w:rPr>
-          <w:color w:val="1F1F1F"/>
-          <w:sz w:val="21"/>
-          <w:szCs w:val="21"/>
-        </w:rPr>
-      </w:pPr>
-      <w:r>
-        <w:rPr>
-          <w:color w:val="1F1F1F"/>
-          <w:sz w:val="21"/>
-          <w:szCs w:val="21"/>
-        </w:rPr>
-        <w:t xml:space="preserve">Music: Arohana, </w:t>
-      </w:r>
-      <w:proofErr w:type="spellStart"/>
-      <w:r>
-        <w:rPr>
-          <w:color w:val="1F1F1F"/>
-          <w:sz w:val="21"/>
-          <w:szCs w:val="21"/>
-        </w:rPr>
-        <w:t>avarohana</w:t>
-      </w:r>
-      <w:proofErr w:type="spellEnd"/>
-      <w:r>
-        <w:rPr>
-          <w:color w:val="1F1F1F"/>
-          <w:sz w:val="21"/>
-          <w:szCs w:val="21"/>
-        </w:rPr>
-        <w:t>, some songs, simple patterns</w:t>
-      </w:r>
-    </w:p>
-    <w:p>
-      <w:pPr>
-        <w:numPr>
-          <w:ilvl w:val="1"/>
-          <w:numId w:val="1"/>
-        </w:numPr>
-        <w:rPr>
-          <w:color w:val="1F1F1F"/>
-          <w:sz w:val="21"/>
-          <w:szCs w:val="21"/>
-        </w:rPr>
-      </w:pPr>
-      <w:r>
-        <w:rPr>
-          <w:color w:val="1F1F1F"/>
-          <w:sz w:val="21"/>
-          <w:szCs w:val="21"/>
-        </w:rPr>
-        <w:t xml:space="preserve">TODO: Practice more patterns of </w:t>
-      </w:r>
-      <w:proofErr w:type="spellStart"/>
-      <w:r>
-        <w:rPr>
-          <w:color w:val="1F1F1F"/>
-          <w:sz w:val="21"/>
-          <w:szCs w:val="21"/>
-        </w:rPr>
-        <w:t>swaras</w:t>
-      </w:r>
-      <w:proofErr w:type="spellEnd"/>
-    </w:p>
-    <w:p>
-      <w:pPr>
-        <w:numPr>
-          <w:ilvl w:val="0"/>
-          <w:numId w:val="1"/>
-        </w:numPr>
-        <w:rPr>
-          <w:color w:val="1F1F1F"/>
-          <w:sz w:val="21"/>
-          <w:szCs w:val="21"/>
-        </w:rPr>
-      </w:pPr>
-      <w:r>
-        <w:rPr>
-          <w:color w:val="1F1F1F"/>
-          <w:sz w:val="21"/>
-          <w:szCs w:val="21"/>
-        </w:rPr>
-        <w:t>Hindi:</w:t>
-      </w:r>
-    </w:p>
-    <w:p>
-      <w:pPr>
-        <w:numPr>
-          <w:ilvl w:val="1"/>
-          <w:numId w:val="1"/>
-        </w:numPr>
-        <w:spacing w:after="360"/>
-        <w:rPr>
-          <w:color w:val="1F1F1F"/>
-          <w:sz w:val="21"/>
-          <w:szCs w:val="21"/>
-        </w:rPr>
-      </w:pPr>
-      <w:r>
-        <w:rPr>
-          <w:color w:val="1F1F1F"/>
-          <w:sz w:val="21"/>
-          <w:szCs w:val="21"/>
-        </w:rPr>
-        <w:t xml:space="preserve">TODO: Start reading/writing </w:t>
-      </w:r>
-      <w:proofErr w:type="spellStart"/>
-      <w:r>
-        <w:rPr>
-          <w:color w:val="1F1F1F"/>
-          <w:sz w:val="21"/>
-          <w:szCs w:val="21"/>
-        </w:rPr>
-        <w:t>hindi</w:t>
-      </w:r>
-      <w:proofErr w:type="spellEnd"/>
-      <w:r>
-        <w:rPr>
-          <w:color w:val="1F1F1F"/>
-          <w:sz w:val="21"/>
-          <w:szCs w:val="21"/>
-        </w:rPr>
-        <w:t xml:space="preserve"> alphabet</w:t>
-      </w:r>
-    </w:p>
-    <w:p>
-      <w:pPr>
-        <w:spacing w:after="360"/>
+        <w:t>years and 3 months</w:t>
+      </w:r>
+      <w:r>
         <w:rPr>
           <w:b/>
           <w:bCs/>
@@ -644,8 +476,523 @@
           <w:szCs w:val="21"/>
           <w:u w:val="single"/>
         </w:rPr>
-      </w:pPr>
-      <w:r>
+        <w:t xml:space="preserve"> - 03022026</w:t>
+      </w:r>
+    </w:p>
+    <w:p>
+      <w:pPr>
+        <w:numPr>
+          <w:ilvl w:val="0"/>
+          <w:numId w:val="2"/>
+        </w:numPr>
+        <w:spacing w:before="100" w:beforeAutospacing="1" w:line="240" w:lineRule="auto"/>
+        <w:rPr>
+          <w:color w:val="1F1F1F"/>
+          <w:sz w:val="21"/>
+          <w:szCs w:val="21"/>
+        </w:rPr>
+      </w:pPr>
+      <w:r>
+        <w:rPr>
+          <w:color w:val="1F1F1F"/>
+          <w:sz w:val="21"/>
+          <w:szCs w:val="21"/>
+        </w:rPr>
+        <w:t xml:space="preserve">Maths: Numbers; Simple additions; </w:t>
+      </w:r>
+      <w:r>
+        <w:rPr>
+          <w:color w:val="1F1F1F"/>
+          <w:sz w:val="21"/>
+          <w:szCs w:val="21"/>
+        </w:rPr>
+        <w:t xml:space="preserve">Multiplication tables </w:t>
+      </w:r>
+      <w:r>
+        <w:rPr>
+          <w:color w:val="1F1F1F"/>
+          <w:sz w:val="21"/>
+          <w:szCs w:val="21"/>
+        </w:rPr>
+        <w:t>–</w:t>
+      </w:r>
+      <w:r>
+        <w:rPr>
+          <w:color w:val="1F1F1F"/>
+          <w:sz w:val="21"/>
+          <w:szCs w:val="21"/>
+        </w:rPr>
+        <w:t xml:space="preserve"> </w:t>
+      </w:r>
+      <w:r>
+        <w:rPr>
+          <w:color w:val="1F1F1F"/>
+          <w:sz w:val="21"/>
+          <w:szCs w:val="21"/>
+        </w:rPr>
+        <w:t xml:space="preserve">can count and say; </w:t>
+      </w:r>
+    </w:p>
+    <w:p>
+      <w:pPr>
+        <w:numPr>
+          <w:ilvl w:val="1"/>
+          <w:numId w:val="2"/>
+        </w:numPr>
+        <w:spacing w:before="100" w:beforeAutospacing="1" w:line="240" w:lineRule="auto"/>
+        <w:rPr>
+          <w:color w:val="1F1F1F"/>
+          <w:sz w:val="21"/>
+          <w:szCs w:val="21"/>
+        </w:rPr>
+      </w:pPr>
+      <w:r>
+        <w:rPr>
+          <w:color w:val="1F1F1F"/>
+          <w:sz w:val="21"/>
+          <w:szCs w:val="21"/>
+        </w:rPr>
+        <w:t xml:space="preserve">TODO: </w:t>
+      </w:r>
+      <w:r>
+        <w:rPr>
+          <w:color w:val="1F1F1F"/>
+          <w:sz w:val="21"/>
+          <w:szCs w:val="21"/>
+        </w:rPr>
+        <w:t>Needs more practice to memorize</w:t>
+      </w:r>
+      <w:r>
+        <w:rPr>
+          <w:color w:val="1F1F1F"/>
+          <w:sz w:val="21"/>
+          <w:szCs w:val="21"/>
+        </w:rPr>
+        <w:t xml:space="preserve"> multiplication tables</w:t>
+      </w:r>
+      <w:r>
+        <w:rPr>
+          <w:color w:val="1F1F1F"/>
+          <w:sz w:val="21"/>
+          <w:szCs w:val="21"/>
+        </w:rPr>
+        <w:t>; Need to practice subtractions and additions of large numbers; Can start lear</w:t>
+      </w:r>
+      <w:r>
+        <w:rPr>
+          <w:color w:val="1F1F1F"/>
+          <w:sz w:val="21"/>
+          <w:szCs w:val="21"/>
+        </w:rPr>
+        <w:t>n</w:t>
+      </w:r>
+      <w:r>
+        <w:rPr>
+          <w:color w:val="1F1F1F"/>
+          <w:sz w:val="21"/>
+          <w:szCs w:val="21"/>
+        </w:rPr>
+        <w:t xml:space="preserve">ing </w:t>
+      </w:r>
+      <w:r>
+        <w:rPr>
+          <w:color w:val="1F1F1F"/>
+          <w:sz w:val="21"/>
+          <w:szCs w:val="21"/>
+        </w:rPr>
+        <w:t xml:space="preserve">multiplications of large numbers and </w:t>
+      </w:r>
+      <w:r>
+        <w:rPr>
+          <w:color w:val="1F1F1F"/>
+          <w:sz w:val="21"/>
+          <w:szCs w:val="21"/>
+        </w:rPr>
+        <w:t xml:space="preserve">divisions; </w:t>
+      </w:r>
+      <w:r>
+        <w:rPr>
+          <w:color w:val="1F1F1F"/>
+          <w:sz w:val="21"/>
+          <w:szCs w:val="21"/>
+        </w:rPr>
+        <w:t xml:space="preserve">Learn spellings of numbers; </w:t>
+      </w:r>
+    </w:p>
+    <w:p>
+      <w:pPr>
+        <w:numPr>
+          <w:ilvl w:val="0"/>
+          <w:numId w:val="2"/>
+        </w:numPr>
+        <w:spacing w:before="100" w:beforeAutospacing="1" w:line="240" w:lineRule="auto"/>
+        <w:rPr>
+          <w:color w:val="1F1F1F"/>
+          <w:sz w:val="21"/>
+          <w:szCs w:val="21"/>
+        </w:rPr>
+      </w:pPr>
+      <w:r>
+        <w:rPr>
+          <w:color w:val="1F1F1F"/>
+          <w:sz w:val="21"/>
+          <w:szCs w:val="21"/>
+        </w:rPr>
+        <w:t xml:space="preserve">Telugu: </w:t>
+      </w:r>
+      <w:r>
+        <w:rPr>
+          <w:color w:val="1F1F1F"/>
+          <w:sz w:val="21"/>
+          <w:szCs w:val="21"/>
+        </w:rPr>
+        <w:t xml:space="preserve">Read and write letters; </w:t>
+      </w:r>
+    </w:p>
+    <w:p>
+      <w:pPr>
+        <w:numPr>
+          <w:ilvl w:val="1"/>
+          <w:numId w:val="2"/>
+        </w:numPr>
+        <w:spacing w:before="100" w:beforeAutospacing="1" w:line="240" w:lineRule="auto"/>
+        <w:rPr>
+          <w:color w:val="1F1F1F"/>
+          <w:sz w:val="21"/>
+          <w:szCs w:val="21"/>
+        </w:rPr>
+      </w:pPr>
+      <w:r>
+        <w:rPr>
+          <w:color w:val="1F1F1F"/>
+          <w:sz w:val="21"/>
+          <w:szCs w:val="21"/>
+        </w:rPr>
+        <w:t xml:space="preserve">TODO: Need more practice on Guninthalu, vothulu; Should start </w:t>
+      </w:r>
+      <w:r>
+        <w:rPr>
+          <w:color w:val="1F1F1F"/>
+          <w:sz w:val="21"/>
+          <w:szCs w:val="21"/>
+        </w:rPr>
+        <w:t>reading/</w:t>
+      </w:r>
+      <w:r>
+        <w:rPr>
+          <w:color w:val="1F1F1F"/>
+          <w:sz w:val="21"/>
+          <w:szCs w:val="21"/>
+        </w:rPr>
+        <w:t xml:space="preserve">writing </w:t>
+      </w:r>
+      <w:r>
+        <w:rPr>
+          <w:color w:val="1F1F1F"/>
+          <w:sz w:val="21"/>
+          <w:szCs w:val="21"/>
+        </w:rPr>
+        <w:t xml:space="preserve">small sentences and stories. </w:t>
+      </w:r>
+      <w:r>
+        <w:rPr>
+          <w:color w:val="1F1F1F"/>
+          <w:sz w:val="21"/>
+          <w:szCs w:val="21"/>
+        </w:rPr>
+        <w:t xml:space="preserve">Practice dictation; </w:t>
+      </w:r>
+    </w:p>
+    <w:p>
+      <w:pPr>
+        <w:numPr>
+          <w:ilvl w:val="0"/>
+          <w:numId w:val="2"/>
+        </w:numPr>
+        <w:spacing w:before="100" w:beforeAutospacing="1" w:line="240" w:lineRule="auto"/>
+        <w:rPr>
+          <w:color w:val="1F1F1F"/>
+          <w:sz w:val="21"/>
+          <w:szCs w:val="21"/>
+        </w:rPr>
+      </w:pPr>
+      <w:r>
+        <w:rPr>
+          <w:color w:val="1F1F1F"/>
+          <w:sz w:val="21"/>
+          <w:szCs w:val="21"/>
+        </w:rPr>
+        <w:t xml:space="preserve">English: </w:t>
+      </w:r>
+    </w:p>
+    <w:p>
+      <w:pPr>
+        <w:numPr>
+          <w:ilvl w:val="1"/>
+          <w:numId w:val="2"/>
+        </w:numPr>
+        <w:spacing w:before="100" w:beforeAutospacing="1" w:line="240" w:lineRule="auto"/>
+        <w:rPr>
+          <w:color w:val="1F1F1F"/>
+          <w:sz w:val="21"/>
+          <w:szCs w:val="21"/>
+        </w:rPr>
+      </w:pPr>
+      <w:r>
+        <w:rPr>
+          <w:color w:val="1F1F1F"/>
+          <w:sz w:val="21"/>
+          <w:szCs w:val="21"/>
+        </w:rPr>
+        <w:t xml:space="preserve">TODO: Start reading and writing simple stories; </w:t>
+      </w:r>
+      <w:r>
+        <w:rPr>
+          <w:color w:val="1F1F1F"/>
+          <w:sz w:val="21"/>
+          <w:szCs w:val="21"/>
+        </w:rPr>
+        <w:t xml:space="preserve">More practice on spellings and dictation; </w:t>
+      </w:r>
+    </w:p>
+    <w:p>
+      <w:pPr>
+        <w:numPr>
+          <w:ilvl w:val="0"/>
+          <w:numId w:val="2"/>
+        </w:numPr>
+        <w:spacing w:before="100" w:beforeAutospacing="1" w:line="240" w:lineRule="auto"/>
+        <w:rPr>
+          <w:color w:val="1F1F1F"/>
+          <w:sz w:val="21"/>
+          <w:szCs w:val="21"/>
+        </w:rPr>
+      </w:pPr>
+      <w:r>
+        <w:rPr>
+          <w:color w:val="1F1F1F"/>
+          <w:sz w:val="21"/>
+          <w:szCs w:val="21"/>
+        </w:rPr>
+        <w:t xml:space="preserve">Hindi: </w:t>
+      </w:r>
+    </w:p>
+    <w:p>
+      <w:pPr>
+        <w:numPr>
+          <w:ilvl w:val="1"/>
+          <w:numId w:val="2"/>
+        </w:numPr>
+        <w:spacing w:before="100" w:beforeAutospacing="1" w:line="240" w:lineRule="auto"/>
+        <w:rPr>
+          <w:color w:val="1F1F1F"/>
+          <w:sz w:val="21"/>
+          <w:szCs w:val="21"/>
+        </w:rPr>
+      </w:pPr>
+      <w:r>
+        <w:rPr>
+          <w:color w:val="1F1F1F"/>
+          <w:sz w:val="21"/>
+          <w:szCs w:val="21"/>
+        </w:rPr>
+        <w:t xml:space="preserve">TODO: Learn Hindi letters with Gunithalu, vothulu; Should be able to write words as well; </w:t>
+      </w:r>
+    </w:p>
+    <w:p>
+      <w:pPr>
+        <w:numPr>
+          <w:ilvl w:val="0"/>
+          <w:numId w:val="2"/>
+        </w:numPr>
+        <w:spacing w:before="100" w:beforeAutospacing="1" w:line="240" w:lineRule="auto"/>
+        <w:rPr>
+          <w:color w:val="1F1F1F"/>
+          <w:sz w:val="21"/>
+          <w:szCs w:val="21"/>
+        </w:rPr>
+      </w:pPr>
+      <w:r>
+        <w:rPr>
+          <w:color w:val="1F1F1F"/>
+          <w:sz w:val="21"/>
+          <w:szCs w:val="21"/>
+        </w:rPr>
+        <w:lastRenderedPageBreak/>
+        <w:t xml:space="preserve">Music: </w:t>
+      </w:r>
+    </w:p>
+    <w:p>
+      <w:pPr>
+        <w:numPr>
+          <w:ilvl w:val="1"/>
+          <w:numId w:val="2"/>
+        </w:numPr>
+        <w:spacing w:before="100" w:beforeAutospacing="1" w:line="240" w:lineRule="auto"/>
+        <w:rPr>
+          <w:color w:val="1F1F1F"/>
+          <w:sz w:val="21"/>
+          <w:szCs w:val="21"/>
+        </w:rPr>
+      </w:pPr>
+      <w:r>
+        <w:rPr>
+          <w:color w:val="1F1F1F"/>
+          <w:sz w:val="21"/>
+          <w:szCs w:val="21"/>
+        </w:rPr>
+        <w:t xml:space="preserve">TODO: Need to practice swaras – and patterns; </w:t>
+      </w:r>
+      <w:r>
+        <w:rPr>
+          <w:color w:val="1F1F1F"/>
+          <w:sz w:val="21"/>
+          <w:szCs w:val="21"/>
+        </w:rPr>
+        <w:t>Sarali swaras practice</w:t>
+      </w:r>
+    </w:p>
+    <w:p>
+      <w:pPr>
+        <w:numPr>
+          <w:ilvl w:val="0"/>
+          <w:numId w:val="2"/>
+        </w:numPr>
+        <w:spacing w:before="100" w:beforeAutospacing="1" w:line="240" w:lineRule="auto"/>
+        <w:rPr>
+          <w:color w:val="1F1F1F"/>
+          <w:sz w:val="21"/>
+          <w:szCs w:val="21"/>
+        </w:rPr>
+      </w:pPr>
+      <w:r>
+        <w:rPr>
+          <w:color w:val="1F1F1F"/>
+          <w:sz w:val="21"/>
+          <w:szCs w:val="21"/>
+        </w:rPr>
+        <w:t xml:space="preserve">Vocabulary: Translate simple sentence and stories between Telugu and English </w:t>
+      </w:r>
+    </w:p>
+    <w:p>
+      <w:pPr>
+        <w:numPr>
+          <w:ilvl w:val="0"/>
+          <w:numId w:val="2"/>
+        </w:numPr>
+        <w:spacing w:before="100" w:beforeAutospacing="1" w:line="240" w:lineRule="auto"/>
+        <w:rPr>
+          <w:color w:val="1F1F1F"/>
+          <w:sz w:val="21"/>
+          <w:szCs w:val="21"/>
+        </w:rPr>
+      </w:pPr>
+      <w:r>
+        <w:rPr>
+          <w:color w:val="1F1F1F"/>
+          <w:sz w:val="21"/>
+          <w:szCs w:val="21"/>
+        </w:rPr>
+        <w:t xml:space="preserve">Sports: </w:t>
+      </w:r>
+    </w:p>
+    <w:p>
+      <w:pPr>
+        <w:numPr>
+          <w:ilvl w:val="1"/>
+          <w:numId w:val="2"/>
+        </w:numPr>
+        <w:spacing w:before="100" w:beforeAutospacing="1" w:line="240" w:lineRule="auto"/>
+        <w:rPr>
+          <w:color w:val="1F1F1F"/>
+          <w:sz w:val="21"/>
+          <w:szCs w:val="21"/>
+        </w:rPr>
+      </w:pPr>
+      <w:r>
+        <w:rPr>
+          <w:color w:val="1F1F1F"/>
+          <w:sz w:val="21"/>
+          <w:szCs w:val="21"/>
+        </w:rPr>
+        <w:t>B</w:t>
+      </w:r>
+      <w:r>
+        <w:rPr>
+          <w:color w:val="1F1F1F"/>
+          <w:sz w:val="21"/>
+          <w:szCs w:val="21"/>
+        </w:rPr>
+        <w:t>aseball</w:t>
+      </w:r>
+      <w:r>
+        <w:rPr>
+          <w:color w:val="1F1F1F"/>
+          <w:sz w:val="21"/>
+          <w:szCs w:val="21"/>
+        </w:rPr>
+        <w:t xml:space="preserve"> – batting cage practice</w:t>
+      </w:r>
+      <w:r>
+        <w:rPr>
+          <w:color w:val="1F1F1F"/>
+          <w:sz w:val="21"/>
+          <w:szCs w:val="21"/>
+        </w:rPr>
+        <w:t xml:space="preserve">; Will join league soon; </w:t>
+      </w:r>
+    </w:p>
+    <w:p>
+      <w:pPr>
+        <w:numPr>
+          <w:ilvl w:val="1"/>
+          <w:numId w:val="2"/>
+        </w:numPr>
+        <w:spacing w:before="100" w:beforeAutospacing="1" w:line="240" w:lineRule="auto"/>
+        <w:rPr>
+          <w:color w:val="1F1F1F"/>
+          <w:sz w:val="21"/>
+          <w:szCs w:val="21"/>
+        </w:rPr>
+      </w:pPr>
+      <w:r>
+        <w:rPr>
+          <w:color w:val="1F1F1F"/>
+          <w:sz w:val="21"/>
+          <w:szCs w:val="21"/>
+        </w:rPr>
+        <w:t xml:space="preserve">Soccer – will join league </w:t>
+      </w:r>
+      <w:r>
+        <w:rPr>
+          <w:color w:val="1F1F1F"/>
+          <w:sz w:val="21"/>
+          <w:szCs w:val="21"/>
+        </w:rPr>
+        <w:t xml:space="preserve">again </w:t>
+      </w:r>
+      <w:r>
+        <w:rPr>
+          <w:color w:val="1F1F1F"/>
+          <w:sz w:val="21"/>
+          <w:szCs w:val="21"/>
+        </w:rPr>
+        <w:t xml:space="preserve">soon; </w:t>
+      </w:r>
+    </w:p>
+    <w:p>
+      <w:pPr>
+        <w:spacing w:after="360"/>
+        <w:rPr>
+          <w:color w:val="1F1F1F"/>
+          <w:sz w:val="21"/>
+          <w:szCs w:val="21"/>
+        </w:rPr>
+      </w:pPr>
+    </w:p>
+    <w:p>
+      <w:pPr>
+        <w:spacing w:after="360"/>
         <w:rPr>
           <w:b/>
           <w:bCs/>
@@ -654,8 +1001,7 @@
           <w:szCs w:val="21"/>
           <w:u w:val="single"/>
         </w:rPr>
-        <w:t xml:space="preserve">4 </w:t>
-      </w:r>
+      </w:pPr>
       <w:r>
         <w:rPr>
           <w:b/>
@@ -665,7 +1011,7 @@
           <w:szCs w:val="21"/>
           <w:u w:val="single"/>
         </w:rPr>
-        <w:t>years and 3 months</w:t>
+        <w:t xml:space="preserve">4 years and </w:t>
       </w:r>
       <w:r>
         <w:rPr>
@@ -676,14 +1022,69 @@
           <w:szCs w:val="21"/>
           <w:u w:val="single"/>
         </w:rPr>
-        <w:t xml:space="preserve"> - 03022026</w:t>
+        <w:t>9</w:t>
+      </w:r>
+      <w:r>
+        <w:rPr>
+          <w:b/>
+          <w:bCs/>
+          <w:color w:val="1F1F1F"/>
+          <w:sz w:val="21"/>
+          <w:szCs w:val="21"/>
+          <w:u w:val="single"/>
+        </w:rPr>
+        <w:t xml:space="preserve"> months </w:t>
+      </w:r>
+      <w:r>
+        <w:rPr>
+          <w:b/>
+          <w:bCs/>
+          <w:color w:val="1F1F1F"/>
+          <w:sz w:val="21"/>
+          <w:szCs w:val="21"/>
+          <w:u w:val="single"/>
+        </w:rPr>
+        <w:t>–</w:t>
+      </w:r>
+      <w:r>
+        <w:rPr>
+          <w:b/>
+          <w:bCs/>
+          <w:color w:val="1F1F1F"/>
+          <w:sz w:val="21"/>
+          <w:szCs w:val="21"/>
+          <w:u w:val="single"/>
+        </w:rPr>
+        <w:t xml:space="preserve"> </w:t>
+      </w:r>
+      <w:r>
+        <w:rPr>
+          <w:b/>
+          <w:bCs/>
+          <w:color w:val="1F1F1F"/>
+          <w:sz w:val="21"/>
+          <w:szCs w:val="21"/>
+          <w:u w:val="single"/>
+        </w:rPr>
+        <w:t>1708</w:t>
+      </w:r>
+      <w:r>
+        <w:rPr>
+          <w:b/>
+          <w:bCs/>
+          <w:color w:val="1F1F1F"/>
+          <w:sz w:val="21"/>
+          <w:szCs w:val="21"/>
+          <w:u w:val="single"/>
+        </w:rPr>
+        <w:t>2026</w:t>
       </w:r>
     </w:p>
     <w:p>
       <w:pPr>
         <w:numPr>
           <w:ilvl w:val="0"/>
-          <w:numId w:val="2"/>
+          <w:numId w:val="5"/>
         </w:numPr>
         <w:spacing w:before="100" w:beforeAutospacing="1" w:line="240" w:lineRule="auto"/>
         <w:rPr>
@@ -692,39 +1093,155 @@
           <w:szCs w:val="21"/>
         </w:rPr>
       </w:pPr>
-      <w:proofErr w:type="spellStart"/>
-      <w:r>
-        <w:rPr>
-          <w:color w:val="1F1F1F"/>
-          <w:sz w:val="21"/>
-          <w:szCs w:val="21"/>
-        </w:rPr>
-        <w:t>Maths</w:t>
-      </w:r>
-      <w:proofErr w:type="spellEnd"/>
-      <w:r>
-        <w:rPr>
-          <w:color w:val="1F1F1F"/>
-          <w:sz w:val="21"/>
-          <w:szCs w:val="21"/>
-        </w:rPr>
-        <w:t xml:space="preserve">: Numbers; Simple additions; </w:t>
-      </w:r>
-      <w:r>
-        <w:rPr>
-          <w:color w:val="1F1F1F"/>
-          <w:sz w:val="21"/>
-          <w:szCs w:val="21"/>
-        </w:rPr>
-        <w:t xml:space="preserve">Multiplication tables </w:t>
-      </w:r>
-      <w:r>
-        <w:rPr>
-          <w:color w:val="1F1F1F"/>
-          <w:sz w:val="21"/>
-          <w:szCs w:val="21"/>
-        </w:rPr>
-        <w:t>–</w:t>
+      <w:r>
+        <w:rPr>
+          <w:color w:val="1F1F1F"/>
+          <w:sz w:val="21"/>
+          <w:szCs w:val="21"/>
+        </w:rPr>
+        <w:t xml:space="preserve">Maths: Numbers; Simple additions; Multiplication tables; </w:t>
+      </w:r>
+    </w:p>
+    <w:p>
+      <w:pPr>
+        <w:numPr>
+          <w:ilvl w:val="1"/>
+          <w:numId w:val="5"/>
+        </w:numPr>
+        <w:spacing w:before="100" w:beforeAutospacing="1" w:line="240" w:lineRule="auto"/>
+        <w:rPr>
+          <w:color w:val="1F1F1F"/>
+          <w:sz w:val="21"/>
+          <w:szCs w:val="21"/>
+        </w:rPr>
+      </w:pPr>
+      <w:r>
+        <w:rPr>
+          <w:color w:val="1F1F1F"/>
+          <w:sz w:val="21"/>
+          <w:szCs w:val="21"/>
+        </w:rPr>
+        <w:t xml:space="preserve">TODO: Needs more practice to memorize multiplication tables; </w:t>
+      </w:r>
+    </w:p>
+    <w:p>
+      <w:pPr>
+        <w:numPr>
+          <w:ilvl w:val="2"/>
+          <w:numId w:val="5"/>
+        </w:numPr>
+        <w:spacing w:before="100" w:beforeAutospacing="1" w:line="240" w:lineRule="auto"/>
+        <w:rPr>
+          <w:color w:val="1F1F1F"/>
+          <w:sz w:val="21"/>
+          <w:szCs w:val="21"/>
+        </w:rPr>
+      </w:pPr>
+      <w:r>
+        <w:rPr>
+          <w:color w:val="1F1F1F"/>
+          <w:sz w:val="21"/>
+          <w:szCs w:val="21"/>
+        </w:rPr>
+        <w:t xml:space="preserve">Started learning </w:t>
+      </w:r>
+      <w:r>
+        <w:rPr>
+          <w:color w:val="1F1F1F"/>
+          <w:sz w:val="21"/>
+          <w:szCs w:val="21"/>
+        </w:rPr>
+        <w:t xml:space="preserve">subtractions and additions of large numbers; </w:t>
+      </w:r>
+    </w:p>
+    <w:p>
+      <w:pPr>
+        <w:numPr>
+          <w:ilvl w:val="2"/>
+          <w:numId w:val="5"/>
+        </w:numPr>
+        <w:spacing w:before="100" w:beforeAutospacing="1" w:line="240" w:lineRule="auto"/>
+        <w:rPr>
+          <w:color w:val="1F1F1F"/>
+          <w:sz w:val="21"/>
+          <w:szCs w:val="21"/>
+        </w:rPr>
+      </w:pPr>
+      <w:r>
+        <w:rPr>
+          <w:color w:val="1F1F1F"/>
+          <w:sz w:val="21"/>
+          <w:szCs w:val="21"/>
+        </w:rPr>
+        <w:t xml:space="preserve">Can start learning multiplications of large numbers and divisions; </w:t>
+      </w:r>
+    </w:p>
+    <w:p>
+      <w:pPr>
+        <w:numPr>
+          <w:ilvl w:val="3"/>
+          <w:numId w:val="5"/>
+        </w:numPr>
+        <w:spacing w:before="100" w:beforeAutospacing="1" w:line="240" w:lineRule="auto"/>
+        <w:rPr>
+          <w:color w:val="1F1F1F"/>
+          <w:sz w:val="21"/>
+          <w:szCs w:val="21"/>
+        </w:rPr>
+      </w:pPr>
+      <w:r>
+        <w:rPr>
+          <w:color w:val="1F1F1F"/>
+          <w:sz w:val="21"/>
+          <w:szCs w:val="21"/>
+        </w:rPr>
+        <w:t>Learn from your brother everyday</w:t>
+      </w:r>
+    </w:p>
+    <w:p>
+      <w:pPr>
+        <w:numPr>
+          <w:ilvl w:val="0"/>
+          <w:numId w:val="5"/>
+        </w:numPr>
+        <w:spacing w:before="100" w:beforeAutospacing="1" w:line="240" w:lineRule="auto"/>
+        <w:rPr>
+          <w:color w:val="1F1F1F"/>
+          <w:sz w:val="21"/>
+          <w:szCs w:val="21"/>
+        </w:rPr>
+      </w:pPr>
+      <w:r>
+        <w:rPr>
+          <w:color w:val="1F1F1F"/>
+          <w:sz w:val="21"/>
+          <w:szCs w:val="21"/>
+        </w:rPr>
+        <w:t xml:space="preserve">Telugu: Read and write letters; </w:t>
+      </w:r>
+      <w:r>
+        <w:rPr>
+          <w:color w:val="1F1F1F"/>
+          <w:sz w:val="21"/>
+          <w:szCs w:val="21"/>
+        </w:rPr>
+        <w:t>P</w:t>
+      </w:r>
+      <w:r>
+        <w:rPr>
+          <w:color w:val="1F1F1F"/>
+          <w:sz w:val="21"/>
+          <w:szCs w:val="21"/>
+        </w:rPr>
+        <w:t>ractice</w:t>
+      </w:r>
+      <w:r>
+        <w:rPr>
+          <w:color w:val="1F1F1F"/>
+          <w:sz w:val="21"/>
+          <w:szCs w:val="21"/>
+        </w:rPr>
+        <w:t>d</w:t>
       </w:r>
       <w:r>
         <w:rPr>
@@ -740,18 +1257,444 @@
           <w:sz w:val="21"/>
           <w:szCs w:val="21"/>
         </w:rPr>
-        <w:t xml:space="preserve">can count and </w:t>
-      </w:r>
-      <w:proofErr w:type="gramStart"/>
-      <w:r>
-        <w:rPr>
-          <w:color w:val="1F1F1F"/>
-          <w:sz w:val="21"/>
-          <w:szCs w:val="21"/>
-        </w:rPr>
-        <w:t>say;</w:t>
-      </w:r>
-      <w:proofErr w:type="gramEnd"/>
+        <w:t>g</w:t>
+      </w:r>
+      <w:r>
+        <w:rPr>
+          <w:color w:val="1F1F1F"/>
+          <w:sz w:val="21"/>
+          <w:szCs w:val="21"/>
+        </w:rPr>
+        <w:t>uninthalu, vothulu;</w:t>
+      </w:r>
+      <w:r>
+        <w:rPr>
+          <w:color w:val="1F1F1F"/>
+          <w:sz w:val="21"/>
+          <w:szCs w:val="21"/>
+        </w:rPr>
+        <w:t xml:space="preserve"> Can read</w:t>
+      </w:r>
+      <w:r>
+        <w:rPr>
+          <w:color w:val="1F1F1F"/>
+          <w:sz w:val="21"/>
+          <w:szCs w:val="21"/>
+        </w:rPr>
+        <w:t>/write</w:t>
+      </w:r>
+      <w:r>
+        <w:rPr>
+          <w:color w:val="1F1F1F"/>
+          <w:sz w:val="21"/>
+          <w:szCs w:val="21"/>
+        </w:rPr>
+        <w:t xml:space="preserve"> simple words. </w:t>
+      </w:r>
+      <w:r>
+        <w:rPr>
+          <w:color w:val="1F1F1F"/>
+          <w:sz w:val="21"/>
+          <w:szCs w:val="21"/>
+        </w:rPr>
+        <w:t xml:space="preserve">Can speak well; </w:t>
+      </w:r>
+    </w:p>
+    <w:p>
+      <w:pPr>
+        <w:numPr>
+          <w:ilvl w:val="1"/>
+          <w:numId w:val="5"/>
+        </w:numPr>
+        <w:spacing w:before="100" w:beforeAutospacing="1" w:line="240" w:lineRule="auto"/>
+        <w:rPr>
+          <w:color w:val="1F1F1F"/>
+          <w:sz w:val="21"/>
+          <w:szCs w:val="21"/>
+        </w:rPr>
+      </w:pPr>
+      <w:r>
+        <w:rPr>
+          <w:color w:val="1F1F1F"/>
+          <w:sz w:val="21"/>
+          <w:szCs w:val="21"/>
+        </w:rPr>
+        <w:t xml:space="preserve">TODO: Should start reading/writing small sentences and stories. Practice dictation; </w:t>
+      </w:r>
+    </w:p>
+    <w:p>
+      <w:pPr>
+        <w:numPr>
+          <w:ilvl w:val="0"/>
+          <w:numId w:val="5"/>
+        </w:numPr>
+        <w:spacing w:before="100" w:beforeAutospacing="1" w:line="240" w:lineRule="auto"/>
+        <w:rPr>
+          <w:color w:val="1F1F1F"/>
+          <w:sz w:val="21"/>
+          <w:szCs w:val="21"/>
+        </w:rPr>
+      </w:pPr>
+      <w:r>
+        <w:rPr>
+          <w:color w:val="1F1F1F"/>
+          <w:sz w:val="21"/>
+          <w:szCs w:val="21"/>
+        </w:rPr>
+        <w:t xml:space="preserve">English: </w:t>
+      </w:r>
+      <w:r>
+        <w:rPr>
+          <w:color w:val="1F1F1F"/>
+          <w:sz w:val="21"/>
+          <w:szCs w:val="21"/>
+        </w:rPr>
+        <w:t>Read/spell words; Can write</w:t>
+      </w:r>
+      <w:r>
+        <w:rPr>
+          <w:color w:val="1F1F1F"/>
+          <w:sz w:val="21"/>
+          <w:szCs w:val="21"/>
+        </w:rPr>
+        <w:t xml:space="preserve"> small stories</w:t>
+      </w:r>
+      <w:r>
+        <w:rPr>
+          <w:color w:val="1F1F1F"/>
+          <w:sz w:val="21"/>
+          <w:szCs w:val="21"/>
+        </w:rPr>
+        <w:t xml:space="preserve">; </w:t>
+      </w:r>
+      <w:r>
+        <w:rPr>
+          <w:color w:val="1F1F1F"/>
+          <w:sz w:val="21"/>
+          <w:szCs w:val="21"/>
+        </w:rPr>
+        <w:t xml:space="preserve">Can speak well; </w:t>
+      </w:r>
+    </w:p>
+    <w:p>
+      <w:pPr>
+        <w:numPr>
+          <w:ilvl w:val="1"/>
+          <w:numId w:val="5"/>
+        </w:numPr>
+        <w:spacing w:before="100" w:beforeAutospacing="1" w:line="240" w:lineRule="auto"/>
+        <w:rPr>
+          <w:color w:val="1F1F1F"/>
+          <w:sz w:val="21"/>
+          <w:szCs w:val="21"/>
+        </w:rPr>
+      </w:pPr>
+      <w:r>
+        <w:rPr>
+          <w:color w:val="1F1F1F"/>
+          <w:sz w:val="21"/>
+          <w:szCs w:val="21"/>
+        </w:rPr>
+        <w:t xml:space="preserve">TODO: Start reading and writing simple stories; More practice on spellings and dictation; </w:t>
+      </w:r>
+      <w:r>
+        <w:rPr>
+          <w:color w:val="1F1F1F"/>
+          <w:sz w:val="21"/>
+          <w:szCs w:val="21"/>
+        </w:rPr>
+        <w:t>Reading/writing whole stories.</w:t>
+      </w:r>
+    </w:p>
+    <w:p>
+      <w:pPr>
+        <w:numPr>
+          <w:ilvl w:val="0"/>
+          <w:numId w:val="5"/>
+        </w:numPr>
+        <w:spacing w:before="100" w:beforeAutospacing="1" w:line="240" w:lineRule="auto"/>
+        <w:rPr>
+          <w:color w:val="1F1F1F"/>
+          <w:sz w:val="21"/>
+          <w:szCs w:val="21"/>
+        </w:rPr>
+      </w:pPr>
+      <w:r>
+        <w:rPr>
+          <w:color w:val="1F1F1F"/>
+          <w:sz w:val="21"/>
+          <w:szCs w:val="21"/>
+        </w:rPr>
+        <w:t xml:space="preserve">Hindi: </w:t>
+      </w:r>
+    </w:p>
+    <w:p>
+      <w:pPr>
+        <w:numPr>
+          <w:ilvl w:val="1"/>
+          <w:numId w:val="5"/>
+        </w:numPr>
+        <w:spacing w:before="100" w:beforeAutospacing="1" w:line="240" w:lineRule="auto"/>
+        <w:rPr>
+          <w:color w:val="1F1F1F"/>
+          <w:sz w:val="21"/>
+          <w:szCs w:val="21"/>
+        </w:rPr>
+      </w:pPr>
+      <w:r>
+        <w:rPr>
+          <w:color w:val="1F1F1F"/>
+          <w:sz w:val="21"/>
+          <w:szCs w:val="21"/>
+        </w:rPr>
+        <w:t xml:space="preserve">TODO: Learn Hindi letters with Gunithalu, vothulu; Should be able to write words as well; </w:t>
+      </w:r>
+    </w:p>
+    <w:p>
+      <w:pPr>
+        <w:numPr>
+          <w:ilvl w:val="0"/>
+          <w:numId w:val="5"/>
+        </w:numPr>
+        <w:spacing w:before="100" w:beforeAutospacing="1" w:line="240" w:lineRule="auto"/>
+        <w:rPr>
+          <w:color w:val="1F1F1F"/>
+          <w:sz w:val="21"/>
+          <w:szCs w:val="21"/>
+        </w:rPr>
+      </w:pPr>
+      <w:r>
+        <w:rPr>
+          <w:color w:val="1F1F1F"/>
+          <w:sz w:val="21"/>
+          <w:szCs w:val="21"/>
+        </w:rPr>
+        <w:t xml:space="preserve">Music: </w:t>
+      </w:r>
+      <w:r>
+        <w:rPr>
+          <w:color w:val="1F1F1F"/>
+          <w:sz w:val="21"/>
+          <w:szCs w:val="21"/>
+        </w:rPr>
+        <w:t>Can sing several songs; Can sing swaras; Can play swaras of several songs in 29</w:t>
+      </w:r>
+      <w:r>
+        <w:rPr>
+          <w:color w:val="1F1F1F"/>
+          <w:sz w:val="21"/>
+          <w:szCs w:val="21"/>
+          <w:vertAlign w:val="superscript"/>
+        </w:rPr>
+        <w:t>th</w:t>
+      </w:r>
+      <w:r>
+        <w:rPr>
+          <w:color w:val="1F1F1F"/>
+          <w:sz w:val="21"/>
+          <w:szCs w:val="21"/>
+        </w:rPr>
+        <w:t xml:space="preserve"> melakartha raaga; </w:t>
+      </w:r>
+    </w:p>
+    <w:p>
+      <w:pPr>
+        <w:numPr>
+          <w:ilvl w:val="1"/>
+          <w:numId w:val="5"/>
+        </w:numPr>
+        <w:spacing w:before="100" w:beforeAutospacing="1" w:line="240" w:lineRule="auto"/>
+        <w:rPr>
+          <w:color w:val="1F1F1F"/>
+          <w:sz w:val="21"/>
+          <w:szCs w:val="21"/>
+        </w:rPr>
+      </w:pPr>
+      <w:r>
+        <w:rPr>
+          <w:color w:val="1F1F1F"/>
+          <w:sz w:val="21"/>
+          <w:szCs w:val="21"/>
+        </w:rPr>
+        <w:t xml:space="preserve">TODO: </w:t>
+      </w:r>
+      <w:r>
+        <w:rPr>
+          <w:color w:val="1F1F1F"/>
+          <w:sz w:val="21"/>
+          <w:szCs w:val="21"/>
+        </w:rPr>
+        <w:t xml:space="preserve">Practice singing everyday; Started learning melakartha raaga 15; </w:t>
+      </w:r>
+    </w:p>
+    <w:p>
+      <w:pPr>
+        <w:numPr>
+          <w:ilvl w:val="0"/>
+          <w:numId w:val="5"/>
+        </w:numPr>
+        <w:spacing w:before="100" w:beforeAutospacing="1" w:line="240" w:lineRule="auto"/>
+        <w:rPr>
+          <w:color w:val="1F1F1F"/>
+          <w:sz w:val="21"/>
+          <w:szCs w:val="21"/>
+        </w:rPr>
+      </w:pPr>
+      <w:r>
+        <w:rPr>
+          <w:color w:val="1F1F1F"/>
+          <w:sz w:val="21"/>
+          <w:szCs w:val="21"/>
+        </w:rPr>
+        <w:t>Vocabulary: Translate simple sentence and stories between Telugu and English</w:t>
+      </w:r>
+      <w:r>
+        <w:rPr>
+          <w:color w:val="1F1F1F"/>
+          <w:sz w:val="21"/>
+          <w:szCs w:val="21"/>
+        </w:rPr>
+        <w:t xml:space="preserve">; Need more practice; </w:t>
+      </w:r>
+    </w:p>
+    <w:p>
+      <w:pPr>
+        <w:numPr>
+          <w:ilvl w:val="0"/>
+          <w:numId w:val="5"/>
+        </w:numPr>
+        <w:spacing w:before="100" w:beforeAutospacing="1" w:line="240" w:lineRule="auto"/>
+        <w:rPr>
+          <w:color w:val="1F1F1F"/>
+          <w:sz w:val="21"/>
+          <w:szCs w:val="21"/>
+        </w:rPr>
+      </w:pPr>
+      <w:r>
+        <w:rPr>
+          <w:color w:val="1F1F1F"/>
+          <w:sz w:val="21"/>
+          <w:szCs w:val="21"/>
+        </w:rPr>
+        <w:t xml:space="preserve">Sports: </w:t>
+      </w:r>
+    </w:p>
+    <w:p>
+      <w:pPr>
+        <w:numPr>
+          <w:ilvl w:val="1"/>
+          <w:numId w:val="5"/>
+        </w:numPr>
+        <w:spacing w:before="100" w:beforeAutospacing="1" w:line="240" w:lineRule="auto"/>
+        <w:rPr>
+          <w:color w:val="1F1F1F"/>
+          <w:sz w:val="21"/>
+          <w:szCs w:val="21"/>
+        </w:rPr>
+      </w:pPr>
+      <w:r>
+        <w:rPr>
+          <w:color w:val="1F1F1F"/>
+          <w:sz w:val="21"/>
+          <w:szCs w:val="21"/>
+        </w:rPr>
+        <w:t xml:space="preserve">Baseball – </w:t>
+      </w:r>
+      <w:r>
+        <w:rPr>
+          <w:color w:val="1F1F1F"/>
+          <w:sz w:val="21"/>
+          <w:szCs w:val="21"/>
+        </w:rPr>
+        <w:t xml:space="preserve">joined league; </w:t>
+      </w:r>
+      <w:r>
+        <w:rPr>
+          <w:color w:val="1F1F1F"/>
+          <w:sz w:val="21"/>
+          <w:szCs w:val="21"/>
+        </w:rPr>
+        <w:t>Completed</w:t>
+      </w:r>
+      <w:r>
+        <w:rPr>
+          <w:color w:val="1F1F1F"/>
+          <w:sz w:val="21"/>
+          <w:szCs w:val="21"/>
+        </w:rPr>
+        <w:t xml:space="preserve"> one season; Playing in the second season; </w:t>
+      </w:r>
+    </w:p>
+    <w:p>
+      <w:pPr>
+        <w:numPr>
+          <w:ilvl w:val="1"/>
+          <w:numId w:val="5"/>
+        </w:numPr>
+        <w:spacing w:before="100" w:beforeAutospacing="1" w:line="240" w:lineRule="auto"/>
+        <w:rPr>
+          <w:color w:val="1F1F1F"/>
+          <w:sz w:val="21"/>
+          <w:szCs w:val="21"/>
+        </w:rPr>
+      </w:pPr>
+      <w:r>
+        <w:rPr>
+          <w:color w:val="1F1F1F"/>
+          <w:sz w:val="21"/>
+          <w:szCs w:val="21"/>
+        </w:rPr>
+        <w:t xml:space="preserve">Soccer – </w:t>
+      </w:r>
+      <w:r>
+        <w:rPr>
+          <w:color w:val="1F1F1F"/>
+          <w:sz w:val="21"/>
+          <w:szCs w:val="21"/>
+        </w:rPr>
+        <w:t>c</w:t>
+      </w:r>
+      <w:r>
+        <w:rPr>
+          <w:color w:val="1F1F1F"/>
+          <w:sz w:val="21"/>
+          <w:szCs w:val="21"/>
+        </w:rPr>
+        <w:t>ompleted 3 seasons</w:t>
+      </w:r>
+      <w:r>
+        <w:rPr>
+          <w:color w:val="1F1F1F"/>
+          <w:sz w:val="21"/>
+          <w:szCs w:val="21"/>
+        </w:rPr>
+        <w:t>;</w:t>
+      </w:r>
+      <w:r>
+        <w:rPr>
+          <w:color w:val="1F1F1F"/>
+          <w:sz w:val="21"/>
+          <w:szCs w:val="21"/>
+        </w:rPr>
+        <w:t xml:space="preserve"> Starting 4</w:t>
+      </w:r>
+      <w:r>
+        <w:rPr>
+          <w:color w:val="1F1F1F"/>
+          <w:sz w:val="21"/>
+          <w:szCs w:val="21"/>
+          <w:vertAlign w:val="superscript"/>
+        </w:rPr>
+        <w:t>th</w:t>
+      </w:r>
+      <w:r>
+        <w:rPr>
+          <w:color w:val="1F1F1F"/>
+          <w:sz w:val="21"/>
+          <w:szCs w:val="21"/>
+        </w:rPr>
+        <w:t xml:space="preserve">; </w:t>
+      </w:r>
       <w:r>
         <w:rPr>
           <w:color w:val="1F1F1F"/>
@@ -765,7 +1708,7 @@
       <w:pPr>
         <w:numPr>
           <w:ilvl w:val="1"/>
-          <w:numId w:val="2"/>
+          <w:numId w:val="5"/>
         </w:numPr>
         <w:spacing w:before="100" w:beforeAutospacing="1" w:line="240" w:lineRule="auto"/>
         <w:rPr>
@@ -780,650 +1723,15 @@
           <w:sz w:val="21"/>
           <w:szCs w:val="21"/>
         </w:rPr>
-        <w:t xml:space="preserve">TODO: </w:t>
-      </w:r>
-      <w:r>
-        <w:rPr>
-          <w:color w:val="1F1F1F"/>
-          <w:sz w:val="21"/>
-          <w:szCs w:val="21"/>
-        </w:rPr>
-        <w:t>Needs more practice to memorize</w:t>
-      </w:r>
-      <w:r>
-        <w:rPr>
-          <w:color w:val="1F1F1F"/>
-          <w:sz w:val="21"/>
-          <w:szCs w:val="21"/>
-        </w:rPr>
-        <w:t xml:space="preserve"> multiplication tables</w:t>
-      </w:r>
-      <w:r>
-        <w:rPr>
-          <w:color w:val="1F1F1F"/>
-          <w:sz w:val="21"/>
-          <w:szCs w:val="21"/>
-        </w:rPr>
-        <w:t>; Need to practice subtractions and additions of large numbers; Can start lear</w:t>
-      </w:r>
-      <w:r>
-        <w:rPr>
-          <w:color w:val="1F1F1F"/>
-          <w:sz w:val="21"/>
-          <w:szCs w:val="21"/>
-        </w:rPr>
-        <w:t>n</w:t>
-      </w:r>
-      <w:r>
-        <w:rPr>
-          <w:color w:val="1F1F1F"/>
-          <w:sz w:val="21"/>
-          <w:szCs w:val="21"/>
-        </w:rPr>
-        <w:t xml:space="preserve">ing </w:t>
-      </w:r>
-      <w:r>
-        <w:rPr>
-          <w:color w:val="1F1F1F"/>
-          <w:sz w:val="21"/>
-          <w:szCs w:val="21"/>
-        </w:rPr>
-        <w:t xml:space="preserve">multiplications of large numbers and </w:t>
-      </w:r>
-      <w:r>
-        <w:rPr>
-          <w:color w:val="1F1F1F"/>
-          <w:sz w:val="21"/>
-          <w:szCs w:val="21"/>
-        </w:rPr>
-        <w:t xml:space="preserve">divisions; </w:t>
-      </w:r>
-      <w:r>
-        <w:rPr>
-          <w:color w:val="1F1F1F"/>
-          <w:sz w:val="21"/>
-          <w:szCs w:val="21"/>
-        </w:rPr>
-        <w:t xml:space="preserve">Learn spellings of </w:t>
-      </w:r>
-      <w:proofErr w:type="gramStart"/>
-      <w:r>
-        <w:rPr>
-          <w:color w:val="1F1F1F"/>
-          <w:sz w:val="21"/>
-          <w:szCs w:val="21"/>
-        </w:rPr>
-        <w:t>numbers;</w:t>
-      </w:r>
-      <w:proofErr w:type="gramEnd"/>
-      <w:r>
-        <w:rPr>
-          <w:color w:val="1F1F1F"/>
-          <w:sz w:val="21"/>
-          <w:szCs w:val="21"/>
-        </w:rPr>
-        <w:t xml:space="preserve"> </w:t>
-      </w:r>
-    </w:p>
-    <w:p>
-      <w:pPr>
-        <w:numPr>
-          <w:ilvl w:val="0"/>
-          <w:numId w:val="2"/>
-        </w:numPr>
-        <w:spacing w:before="100" w:beforeAutospacing="1" w:line="240" w:lineRule="auto"/>
-        <w:rPr>
-          <w:color w:val="1F1F1F"/>
-          <w:sz w:val="21"/>
-          <w:szCs w:val="21"/>
-        </w:rPr>
-      </w:pPr>
-      <w:r>
-        <w:rPr>
-          <w:color w:val="1F1F1F"/>
-          <w:sz w:val="21"/>
-          <w:szCs w:val="21"/>
-        </w:rPr>
-        <w:t xml:space="preserve">Telugu: </w:t>
-      </w:r>
-      <w:r>
-        <w:rPr>
-          <w:color w:val="1F1F1F"/>
-          <w:sz w:val="21"/>
-          <w:szCs w:val="21"/>
-        </w:rPr>
-        <w:t xml:space="preserve">Read and write </w:t>
-      </w:r>
-      <w:proofErr w:type="gramStart"/>
-      <w:r>
-        <w:rPr>
-          <w:color w:val="1F1F1F"/>
-          <w:sz w:val="21"/>
-          <w:szCs w:val="21"/>
-        </w:rPr>
-        <w:t>letters;</w:t>
-      </w:r>
-      <w:proofErr w:type="gramEnd"/>
-      <w:r>
-        <w:rPr>
-          <w:color w:val="1F1F1F"/>
-          <w:sz w:val="21"/>
-          <w:szCs w:val="21"/>
-        </w:rPr>
-        <w:t xml:space="preserve"> </w:t>
-      </w:r>
-    </w:p>
-    <w:p>
-      <w:pPr>
-        <w:numPr>
-          <w:ilvl w:val="1"/>
-          <w:numId w:val="2"/>
-        </w:numPr>
-        <w:spacing w:before="100" w:beforeAutospacing="1" w:line="240" w:lineRule="auto"/>
-        <w:rPr>
-          <w:color w:val="1F1F1F"/>
-          <w:sz w:val="21"/>
-          <w:szCs w:val="21"/>
-        </w:rPr>
-      </w:pPr>
-      <w:r>
-        <w:rPr>
-          <w:color w:val="1F1F1F"/>
-          <w:sz w:val="21"/>
-          <w:szCs w:val="21"/>
-        </w:rPr>
-        <w:t xml:space="preserve">TODO: Need more practice on </w:t>
-      </w:r>
-      <w:proofErr w:type="spellStart"/>
-      <w:r>
-        <w:rPr>
-          <w:color w:val="1F1F1F"/>
-          <w:sz w:val="21"/>
-          <w:szCs w:val="21"/>
-        </w:rPr>
-        <w:t>Guninthalu</w:t>
-      </w:r>
-      <w:proofErr w:type="spellEnd"/>
-      <w:r>
-        <w:rPr>
-          <w:color w:val="1F1F1F"/>
-          <w:sz w:val="21"/>
-          <w:szCs w:val="21"/>
-        </w:rPr>
-        <w:t xml:space="preserve">, </w:t>
-      </w:r>
-      <w:proofErr w:type="spellStart"/>
-      <w:r>
-        <w:rPr>
-          <w:color w:val="1F1F1F"/>
-          <w:sz w:val="21"/>
-          <w:szCs w:val="21"/>
-        </w:rPr>
-        <w:t>vothulu</w:t>
-      </w:r>
-      <w:proofErr w:type="spellEnd"/>
-      <w:r>
-        <w:rPr>
-          <w:color w:val="1F1F1F"/>
-          <w:sz w:val="21"/>
-          <w:szCs w:val="21"/>
-        </w:rPr>
-        <w:t xml:space="preserve">; Should start </w:t>
-      </w:r>
-      <w:r>
-        <w:rPr>
-          <w:color w:val="1F1F1F"/>
-          <w:sz w:val="21"/>
-          <w:szCs w:val="21"/>
-        </w:rPr>
-        <w:t>reading/</w:t>
-      </w:r>
-      <w:r>
-        <w:rPr>
-          <w:color w:val="1F1F1F"/>
-          <w:sz w:val="21"/>
-          <w:szCs w:val="21"/>
-        </w:rPr>
-        <w:t xml:space="preserve">writing </w:t>
-      </w:r>
-      <w:r>
-        <w:rPr>
-          <w:color w:val="1F1F1F"/>
-          <w:sz w:val="21"/>
-          <w:szCs w:val="21"/>
-        </w:rPr>
-        <w:t xml:space="preserve">small sentences and stories. </w:t>
-      </w:r>
-      <w:r>
-        <w:rPr>
-          <w:color w:val="1F1F1F"/>
-          <w:sz w:val="21"/>
-          <w:szCs w:val="21"/>
-        </w:rPr>
-        <w:t xml:space="preserve">Practice </w:t>
-      </w:r>
-      <w:proofErr w:type="gramStart"/>
-      <w:r>
-        <w:rPr>
-          <w:color w:val="1F1F1F"/>
-          <w:sz w:val="21"/>
-          <w:szCs w:val="21"/>
-        </w:rPr>
-        <w:t>dictation;</w:t>
-      </w:r>
-      <w:proofErr w:type="gramEnd"/>
-      <w:r>
-        <w:rPr>
-          <w:color w:val="1F1F1F"/>
-          <w:sz w:val="21"/>
-          <w:szCs w:val="21"/>
-        </w:rPr>
-        <w:t xml:space="preserve"> </w:t>
-      </w:r>
-    </w:p>
-    <w:p>
-      <w:pPr>
-        <w:numPr>
-          <w:ilvl w:val="0"/>
-          <w:numId w:val="2"/>
-        </w:numPr>
-        <w:spacing w:before="100" w:beforeAutospacing="1" w:line="240" w:lineRule="auto"/>
-        <w:rPr>
-          <w:color w:val="1F1F1F"/>
-          <w:sz w:val="21"/>
-          <w:szCs w:val="21"/>
-        </w:rPr>
-      </w:pPr>
-      <w:r>
-        <w:rPr>
-          <w:color w:val="1F1F1F"/>
-          <w:sz w:val="21"/>
-          <w:szCs w:val="21"/>
-        </w:rPr>
-        <w:t xml:space="preserve">English: </w:t>
-      </w:r>
-    </w:p>
-    <w:p>
-      <w:pPr>
-        <w:numPr>
-          <w:ilvl w:val="1"/>
-          <w:numId w:val="2"/>
-        </w:numPr>
-        <w:spacing w:before="100" w:beforeAutospacing="1" w:line="240" w:lineRule="auto"/>
-        <w:rPr>
-          <w:color w:val="1F1F1F"/>
-          <w:sz w:val="21"/>
-          <w:szCs w:val="21"/>
-        </w:rPr>
-      </w:pPr>
-      <w:r>
-        <w:rPr>
-          <w:color w:val="1F1F1F"/>
-          <w:sz w:val="21"/>
-          <w:szCs w:val="21"/>
-        </w:rPr>
-        <w:t xml:space="preserve">TODO: Start reading and writing simple stories; </w:t>
-      </w:r>
-      <w:r>
-        <w:rPr>
-          <w:color w:val="1F1F1F"/>
-          <w:sz w:val="21"/>
-          <w:szCs w:val="21"/>
-        </w:rPr>
-        <w:t xml:space="preserve">More practice on spellings and </w:t>
-      </w:r>
-      <w:proofErr w:type="gramStart"/>
-      <w:r>
-        <w:rPr>
-          <w:color w:val="1F1F1F"/>
-          <w:sz w:val="21"/>
-          <w:szCs w:val="21"/>
-        </w:rPr>
-        <w:t>dictation;</w:t>
-      </w:r>
-      <w:proofErr w:type="gramEnd"/>
-      <w:r>
-        <w:rPr>
-          <w:color w:val="1F1F1F"/>
-          <w:sz w:val="21"/>
-          <w:szCs w:val="21"/>
-        </w:rPr>
-        <w:t xml:space="preserve"> </w:t>
-      </w:r>
-    </w:p>
-    <w:p>
-      <w:pPr>
-        <w:numPr>
-          <w:ilvl w:val="0"/>
-          <w:numId w:val="2"/>
-        </w:numPr>
-        <w:spacing w:before="100" w:beforeAutospacing="1" w:line="240" w:lineRule="auto"/>
-        <w:rPr>
-          <w:color w:val="1F1F1F"/>
-          <w:sz w:val="21"/>
-          <w:szCs w:val="21"/>
-        </w:rPr>
-      </w:pPr>
-      <w:r>
-        <w:rPr>
-          <w:color w:val="1F1F1F"/>
-          <w:sz w:val="21"/>
-          <w:szCs w:val="21"/>
-        </w:rPr>
-        <w:t xml:space="preserve">Hindi: </w:t>
-      </w:r>
-    </w:p>
-    <w:p>
-      <w:pPr>
-        <w:numPr>
-          <w:ilvl w:val="1"/>
-          <w:numId w:val="2"/>
-        </w:numPr>
-        <w:spacing w:before="100" w:beforeAutospacing="1" w:line="240" w:lineRule="auto"/>
-        <w:rPr>
-          <w:color w:val="1F1F1F"/>
-          <w:sz w:val="21"/>
-          <w:szCs w:val="21"/>
-        </w:rPr>
-      </w:pPr>
-      <w:r>
-        <w:rPr>
-          <w:color w:val="1F1F1F"/>
-          <w:sz w:val="21"/>
-          <w:szCs w:val="21"/>
-        </w:rPr>
-        <w:t xml:space="preserve">TODO: Learn Hindi letters with Gunithalu, </w:t>
-      </w:r>
-      <w:proofErr w:type="spellStart"/>
-      <w:r>
-        <w:rPr>
-          <w:color w:val="1F1F1F"/>
-          <w:sz w:val="21"/>
-          <w:szCs w:val="21"/>
-        </w:rPr>
-        <w:t>vothulu</w:t>
-      </w:r>
-      <w:proofErr w:type="spellEnd"/>
-      <w:r>
-        <w:rPr>
-          <w:color w:val="1F1F1F"/>
-          <w:sz w:val="21"/>
-          <w:szCs w:val="21"/>
-        </w:rPr>
-        <w:t xml:space="preserve">; Should be able to write words as </w:t>
-      </w:r>
-      <w:proofErr w:type="gramStart"/>
-      <w:r>
-        <w:rPr>
-          <w:color w:val="1F1F1F"/>
-          <w:sz w:val="21"/>
-          <w:szCs w:val="21"/>
-        </w:rPr>
-        <w:t>well;</w:t>
-      </w:r>
-      <w:proofErr w:type="gramEnd"/>
-      <w:r>
-        <w:rPr>
-          <w:color w:val="1F1F1F"/>
-          <w:sz w:val="21"/>
-          <w:szCs w:val="21"/>
-        </w:rPr>
-        <w:t xml:space="preserve"> </w:t>
-      </w:r>
-    </w:p>
-    <w:p>
-      <w:pPr>
-        <w:numPr>
-          <w:ilvl w:val="0"/>
-          <w:numId w:val="2"/>
-        </w:numPr>
-        <w:spacing w:before="100" w:beforeAutospacing="1" w:line="240" w:lineRule="auto"/>
-        <w:rPr>
-          <w:color w:val="1F1F1F"/>
-          <w:sz w:val="21"/>
-          <w:szCs w:val="21"/>
-        </w:rPr>
-      </w:pPr>
-      <w:r>
-        <w:rPr>
-          <w:color w:val="1F1F1F"/>
-          <w:sz w:val="21"/>
-          <w:szCs w:val="21"/>
-        </w:rPr>
-        <w:lastRenderedPageBreak/>
-        <w:t xml:space="preserve">Music: </w:t>
-      </w:r>
-    </w:p>
-    <w:p>
-      <w:pPr>
-        <w:numPr>
-          <w:ilvl w:val="1"/>
-          <w:numId w:val="2"/>
-        </w:numPr>
-        <w:spacing w:before="100" w:beforeAutospacing="1" w:line="240" w:lineRule="auto"/>
-        <w:rPr>
-          <w:color w:val="1F1F1F"/>
-          <w:sz w:val="21"/>
-          <w:szCs w:val="21"/>
-        </w:rPr>
-      </w:pPr>
-      <w:r>
-        <w:rPr>
-          <w:color w:val="1F1F1F"/>
-          <w:sz w:val="21"/>
-          <w:szCs w:val="21"/>
-        </w:rPr>
-        <w:t xml:space="preserve">TODO: Need to practice </w:t>
-      </w:r>
-      <w:proofErr w:type="spellStart"/>
-      <w:r>
-        <w:rPr>
-          <w:color w:val="1F1F1F"/>
-          <w:sz w:val="21"/>
-          <w:szCs w:val="21"/>
-        </w:rPr>
-        <w:t>swaras</w:t>
-      </w:r>
-      <w:proofErr w:type="spellEnd"/>
-      <w:r>
-        <w:rPr>
-          <w:color w:val="1F1F1F"/>
-          <w:sz w:val="21"/>
-          <w:szCs w:val="21"/>
-        </w:rPr>
-        <w:t xml:space="preserve"> – and patterns; </w:t>
-      </w:r>
-      <w:proofErr w:type="spellStart"/>
-      <w:r>
-        <w:rPr>
-          <w:color w:val="1F1F1F"/>
-          <w:sz w:val="21"/>
-          <w:szCs w:val="21"/>
-        </w:rPr>
-        <w:t>Sarali</w:t>
-      </w:r>
-      <w:proofErr w:type="spellEnd"/>
-      <w:r>
-        <w:rPr>
-          <w:color w:val="1F1F1F"/>
-          <w:sz w:val="21"/>
-          <w:szCs w:val="21"/>
-        </w:rPr>
-        <w:t xml:space="preserve"> </w:t>
-      </w:r>
-      <w:proofErr w:type="spellStart"/>
-      <w:r>
-        <w:rPr>
-          <w:color w:val="1F1F1F"/>
-          <w:sz w:val="21"/>
-          <w:szCs w:val="21"/>
-        </w:rPr>
-        <w:t>swaras</w:t>
-      </w:r>
-      <w:proofErr w:type="spellEnd"/>
-      <w:r>
-        <w:rPr>
-          <w:color w:val="1F1F1F"/>
-          <w:sz w:val="21"/>
-          <w:szCs w:val="21"/>
-        </w:rPr>
-        <w:t xml:space="preserve"> practice</w:t>
-      </w:r>
-    </w:p>
-    <w:p>
-      <w:pPr>
-        <w:numPr>
-          <w:ilvl w:val="0"/>
-          <w:numId w:val="2"/>
-        </w:numPr>
-        <w:spacing w:before="100" w:beforeAutospacing="1" w:line="240" w:lineRule="auto"/>
-        <w:rPr>
-          <w:color w:val="1F1F1F"/>
-          <w:sz w:val="21"/>
-          <w:szCs w:val="21"/>
-        </w:rPr>
-      </w:pPr>
-      <w:r>
-        <w:rPr>
-          <w:color w:val="1F1F1F"/>
-          <w:sz w:val="21"/>
-          <w:szCs w:val="21"/>
-        </w:rPr>
-        <w:t xml:space="preserve">Vocabulary: Translate simple sentence and stories between Telugu and English </w:t>
-      </w:r>
-    </w:p>
-    <w:p>
-      <w:pPr>
-        <w:numPr>
-          <w:ilvl w:val="0"/>
-          <w:numId w:val="2"/>
-        </w:numPr>
-        <w:spacing w:before="100" w:beforeAutospacing="1" w:line="240" w:lineRule="auto"/>
-        <w:rPr>
-          <w:color w:val="1F1F1F"/>
-          <w:sz w:val="21"/>
-          <w:szCs w:val="21"/>
-        </w:rPr>
-      </w:pPr>
-      <w:r>
-        <w:rPr>
-          <w:color w:val="1F1F1F"/>
-          <w:sz w:val="21"/>
-          <w:szCs w:val="21"/>
-        </w:rPr>
-        <w:t xml:space="preserve">Sports: </w:t>
-      </w:r>
-    </w:p>
-    <w:p>
-      <w:pPr>
-        <w:numPr>
-          <w:ilvl w:val="1"/>
-          <w:numId w:val="2"/>
-        </w:numPr>
-        <w:spacing w:before="100" w:beforeAutospacing="1" w:line="240" w:lineRule="auto"/>
-        <w:rPr>
-          <w:color w:val="1F1F1F"/>
-          <w:sz w:val="21"/>
-          <w:szCs w:val="21"/>
-        </w:rPr>
-      </w:pPr>
-      <w:r>
-        <w:rPr>
-          <w:color w:val="1F1F1F"/>
-          <w:sz w:val="21"/>
-          <w:szCs w:val="21"/>
-        </w:rPr>
-        <w:t>B</w:t>
-      </w:r>
-      <w:r>
-        <w:rPr>
-          <w:color w:val="1F1F1F"/>
-          <w:sz w:val="21"/>
-          <w:szCs w:val="21"/>
-        </w:rPr>
-        <w:t>aseball</w:t>
-      </w:r>
-      <w:r>
-        <w:rPr>
-          <w:color w:val="1F1F1F"/>
-          <w:sz w:val="21"/>
-          <w:szCs w:val="21"/>
-        </w:rPr>
-        <w:t xml:space="preserve"> – batting cage practice</w:t>
-      </w:r>
-      <w:r>
-        <w:rPr>
-          <w:color w:val="1F1F1F"/>
-          <w:sz w:val="21"/>
-          <w:szCs w:val="21"/>
-        </w:rPr>
-        <w:t xml:space="preserve">; Will join league </w:t>
-      </w:r>
-      <w:proofErr w:type="gramStart"/>
-      <w:r>
-        <w:rPr>
-          <w:color w:val="1F1F1F"/>
-          <w:sz w:val="21"/>
-          <w:szCs w:val="21"/>
-        </w:rPr>
-        <w:t>soon;</w:t>
-      </w:r>
-      <w:proofErr w:type="gramEnd"/>
-      <w:r>
-        <w:rPr>
-          <w:color w:val="1F1F1F"/>
-          <w:sz w:val="21"/>
-          <w:szCs w:val="21"/>
-        </w:rPr>
-        <w:t xml:space="preserve"> </w:t>
-      </w:r>
-    </w:p>
-    <w:p>
-      <w:pPr>
-        <w:numPr>
-          <w:ilvl w:val="1"/>
-          <w:numId w:val="2"/>
-        </w:numPr>
-        <w:spacing w:before="100" w:beforeAutospacing="1" w:line="240" w:lineRule="auto"/>
-        <w:rPr>
-          <w:color w:val="1F1F1F"/>
-          <w:sz w:val="21"/>
-          <w:szCs w:val="21"/>
-        </w:rPr>
-      </w:pPr>
-      <w:r>
-        <w:rPr>
-          <w:color w:val="1F1F1F"/>
-          <w:sz w:val="21"/>
-          <w:szCs w:val="21"/>
-        </w:rPr>
-        <w:t xml:space="preserve">Soccer – will join league </w:t>
-      </w:r>
-      <w:r>
-        <w:rPr>
-          <w:color w:val="1F1F1F"/>
-          <w:sz w:val="21"/>
-          <w:szCs w:val="21"/>
-        </w:rPr>
-        <w:t xml:space="preserve">again </w:t>
-      </w:r>
-      <w:proofErr w:type="gramStart"/>
-      <w:r>
-        <w:rPr>
-          <w:color w:val="1F1F1F"/>
-          <w:sz w:val="21"/>
-          <w:szCs w:val="21"/>
-        </w:rPr>
-        <w:t>soon;</w:t>
-      </w:r>
-      <w:proofErr w:type="gramEnd"/>
-      <w:r>
-        <w:rPr>
-          <w:color w:val="1F1F1F"/>
-          <w:sz w:val="21"/>
-          <w:szCs w:val="21"/>
-        </w:rPr>
-        <w:t xml:space="preserve"> </w:t>
+        <w:t>TODOs – tennis, badminton</w:t>
+      </w:r>
+      <w:r>
+        <w:rPr>
+          <w:color w:val="1F1F1F"/>
+          <w:sz w:val="21"/>
+          <w:szCs w:val="21"/>
+        </w:rPr>
+        <w:t>, cricket</w:t>
       </w:r>
     </w:p>
     <w:p>
@@ -1433,6 +1741,19 @@
           <w:color w:val="1F1F1F"/>
           <w:sz w:val="21"/>
           <w:szCs w:val="21"/>
+        </w:rPr>
+      </w:pPr>
+    </w:p>
+    <w:p>
+      <w:pPr>
+        <w:spacing w:after="360"/>
+        <w:rPr>
+          <w:b/>
+          <w:bCs/>
+          <w:color w:val="1F1F1F"/>
+          <w:sz w:val="21"/>
+          <w:szCs w:val="21"/>
+          <w:u w:val="single"/>
         </w:rPr>
       </w:pPr>
     </w:p>
@@ -1448,7 +1769,7 @@
 </file>
 
 <file path=word/numbering.xml><?xml version="1.0" encoding="utf-8"?>
-<w:numbering xmlns:wpc="http://schemas.microsoft.com/office/word/2010/wordprocessingCanvas" xmlns:cx="http://schemas.microsoft.com/office/drawing/2014/chartex" xmlns:cx1="http://schemas.microsoft.com/office/drawing/2015/9/8/chartex" xmlns:cx2="http://schemas.microsoft.com/office/drawing/2015/10/21/chartex" xmlns:cx3="http://schemas.microsoft.com/office/drawing/2016/5/9/chartex" xmlns:cx4="http://schemas.microsoft.com/office/drawing/2016/5/10/chartex" xmlns:cx5="http://schemas.microsoft.com/office/drawing/2016/5/11/chartex" xmlns:cx6="http://schemas.microsoft.com/office/drawing/2016/5/12/chartex" xmlns:cx7="http://schemas.microsoft.com/office/drawing/2016/5/13/chartex" xmlns:cx8="http://schemas.microsoft.com/office/drawing/2016/5/14/chartex" xmlns:mc="http://schemas.openxmlformats.org/markup-compatibility/2006" xmlns:aink="http://schemas.microsoft.com/office/drawing/2016/ink" xmlns:am3d="http://schemas.microsoft.com/office/drawing/2017/model3d" xmlns:o="urn:schemas-microsoft-com:office:office" xmlns:oel="http://schemas.microsoft.com/office/2019/extlst" xmlns:r="http://schemas.openxmlformats.org/officeDocument/2006/relationships" xmlns:m="http://schemas.openxmlformats.org/officeDocument/2006/math" xmlns:v="urn:schemas-microsoft-com:vml" xmlns:wp14="http://schemas.microsoft.com/office/word/2010/wordprocessingDrawing" xmlns:wp="http://schemas.openxmlformats.org/drawingml/2006/wordprocessingDrawing" xmlns:w10="urn:schemas-microsoft-com:office:word" xmlns:w="http://schemas.openxmlformats.org/wordprocessingml/2006/main" xmlns:w14="http://schemas.microsoft.com/office/word/2010/wordml" xmlns:w15="http://schemas.microsoft.com/office/word/2012/wordml" xmlns:w16cex="http://schemas.microsoft.com/office/word/2018/wordml/cex" xmlns:w16cid="http://schemas.microsoft.com/office/word/2016/wordml/cid" xmlns:w16="http://schemas.microsoft.com/office/word/2018/wordml" xmlns:w16du="http://schemas.microsoft.com/office/word/2023/wordml/word16du" xmlns:w16sdtdh="http://schemas.microsoft.com/office/word/2020/wordml/sdtdatahash" xmlns:w16sdtfl="http://schemas.microsoft.com/office/word/2024/wordml/sdtformatlock" xmlns:w16se="http://schemas.microsoft.com/office/word/2015/wordml/symex" xmlns:wpg="http://schemas.microsoft.com/office/word/2010/wordprocessingGroup" xmlns:wpi="http://schemas.microsoft.com/office/word/2010/wordprocessingInk" xmlns:wne="http://schemas.microsoft.com/office/word/2006/wordml" xmlns:wps="http://schemas.microsoft.com/office/word/2010/wordprocessingShape" mc:Ignorable="w14 w15 w16se w16cid w16 w16cex w16sdtdh w16sdtfl w16du wp14">
+<w:numbering xmlns:wpc="http://schemas.microsoft.com/office/word/2010/wordprocessingCanvas" xmlns:cx="http://schemas.microsoft.com/office/drawing/2014/chartex" xmlns:cx1="http://schemas.microsoft.com/office/drawing/2015/9/8/chartex" xmlns:cx2="http://schemas.microsoft.com/office/drawing/2015/10/21/chartex" xmlns:cx3="http://schemas.microsoft.com/office/drawing/2016/5/9/chartex" xmlns:cx4="http://schemas.microsoft.com/office/drawing/2016/5/10/chartex" xmlns:cx5="http://schemas.microsoft.com/office/drawing/2016/5/11/chartex" xmlns:cx6="http://schemas.microsoft.com/office/drawing/2016/5/12/chartex" xmlns:cx7="http://schemas.microsoft.com/office/drawing/2016/5/13/chartex" xmlns:cx8="http://schemas.microsoft.com/office/drawing/2016/5/14/chartex" xmlns:mc="http://schemas.openxmlformats.org/markup-compatibility/2006" xmlns:aink="http://schemas.microsoft.com/office/drawing/2016/ink" xmlns:am3d="http://schemas.microsoft.com/office/drawing/2017/model3d" xmlns:o="urn:schemas-microsoft-com:office:office" xmlns:oel="http://schemas.microsoft.com/office/2019/extlst" xmlns:r="http://schemas.openxmlformats.org/officeDocument/2006/relationships" xmlns:m="http://schemas.openxmlformats.org/officeDocument/2006/math" xmlns:v="urn:schemas-microsoft-com:vml" xmlns:wp14="http://schemas.microsoft.com/office/word/2010/wordprocessingDrawing" xmlns:wp="http://schemas.openxmlformats.org/drawingml/2006/wordprocessingDrawing" xmlns:w10="urn:schemas-microsoft-com:office:word" xmlns:w="http://schemas.openxmlformats.org/wordprocessingml/2006/main" xmlns:w14="http://schemas.microsoft.com/office/word/2010/wordml" xmlns:w15="http://schemas.microsoft.com/office/word/2012/wordml" xmlns:w16cei="http://schemas.microsoft.com/office/word/2026/wordml/cei" xmlns:w16cex="http://schemas.microsoft.com/office/word/2018/wordml/cex" xmlns:w16cid="http://schemas.microsoft.com/office/word/2016/wordml/cid" xmlns:w16="http://schemas.microsoft.com/office/word/2018/wordml" xmlns:w16du="http://schemas.microsoft.com/office/word/2023/wordml/word16du" xmlns:w16sdtdh="http://schemas.microsoft.com/office/word/2020/wordml/sdtdatahash" xmlns:w16sdtfl="http://schemas.microsoft.com/office/word/2024/wordml/sdtformatlock" xmlns:w16se="http://schemas.microsoft.com/office/word/2015/wordml/symex" xmlns:wpg="http://schemas.microsoft.com/office/word/2010/wordprocessingGroup" xmlns:wpi="http://schemas.microsoft.com/office/word/2010/wordprocessingInk" xmlns:wne="http://schemas.microsoft.com/office/word/2006/wordml" xmlns:wps="http://schemas.microsoft.com/office/word/2010/wordprocessingShape" mc:Ignorable="w14 w15 w16se w16cid w16 w16cex w16sdtdh w16sdtfl w16du wp14">
   <w:abstractNum w:abstractNumId="0" w15:restartNumberingAfterBreak="0">
     <w:nsid w:val="26A53FE3"/>
     <w:multiLevelType w:val="multilevel"/>
@@ -1652,6 +1973,119 @@
     </w:lvl>
   </w:abstractNum>
   <w:abstractNum w:abstractNumId="2" w15:restartNumberingAfterBreak="0">
+    <w:nsid w:val="5E7A31D9"/>
+    <w:multiLevelType w:val="multilevel"/>
+    <w:tmpl w:val="F4305A22"/>
+    <w:lvl w:ilvl="0">
+      <w:start w:val="1"/>
+      <w:numFmt w:val="decimal"/>
+      <w:lvlText w:val="%1."/>
+      <w:lvlJc w:val="left"/>
+      <w:pPr>
+        <w:ind w:left="720" w:hanging="360"/>
+      </w:pPr>
+      <w:rPr>
+        <w:u w:val="none"/>
+      </w:rPr>
+    </w:lvl>
+    <w:lvl w:ilvl="1">
+      <w:start w:val="1"/>
+      <w:numFmt w:val="lowerLetter"/>
+      <w:lvlText w:val="%2."/>
+      <w:lvlJc w:val="left"/>
+      <w:pPr>
+        <w:ind w:left="1440" w:hanging="360"/>
+      </w:pPr>
+      <w:rPr>
+        <w:u w:val="none"/>
+      </w:rPr>
+    </w:lvl>
+    <w:lvl w:ilvl="2">
+      <w:start w:val="1"/>
+      <w:numFmt w:val="lowerRoman"/>
+      <w:lvlText w:val="%3."/>
+      <w:lvlJc w:val="right"/>
+      <w:pPr>
+        <w:ind w:left="2160" w:hanging="360"/>
+      </w:pPr>
+      <w:rPr>
+        <w:u w:val="none"/>
+      </w:rPr>
+    </w:lvl>
+    <w:lvl w:ilvl="3">
+      <w:start w:val="1"/>
+      <w:numFmt w:val="decimal"/>
+      <w:lvlText w:val="%4."/>
+      <w:lvlJc w:val="left"/>
+      <w:pPr>
+        <w:ind w:left="2880" w:hanging="360"/>
+      </w:pPr>
+      <w:rPr>
+        <w:u w:val="none"/>
+      </w:rPr>
+    </w:lvl>
+    <w:lvl w:ilvl="4">
+      <w:start w:val="1"/>
+      <w:numFmt w:val="lowerLetter"/>
+      <w:lvlText w:val="%5."/>
+      <w:lvlJc w:val="left"/>
+      <w:pPr>
+        <w:ind w:left="3600" w:hanging="360"/>
+      </w:pPr>
+      <w:rPr>
+        <w:u w:val="none"/>
+      </w:rPr>
+    </w:lvl>
+    <w:lvl w:ilvl="5">
+      <w:start w:val="1"/>
+      <w:numFmt w:val="lowerRoman"/>
+      <w:lvlText w:val="%6."/>
+      <w:lvlJc w:val="right"/>
+      <w:pPr>
+        <w:ind w:left="4320" w:hanging="360"/>
+      </w:pPr>
+      <w:rPr>
+        <w:u w:val="none"/>
+      </w:rPr>
+    </w:lvl>
+    <w:lvl w:ilvl="6">
+      <w:start w:val="1"/>
+      <w:numFmt w:val="decimal"/>
+      <w:lvlText w:val="%7."/>
+      <w:lvlJc w:val="left"/>
+      <w:pPr>
+        <w:ind w:left="5040" w:hanging="360"/>
+      </w:pPr>
+      <w:rPr>
+        <w:u w:val="none"/>
+      </w:rPr>
+    </w:lvl>
+    <w:lvl w:ilvl="7">
+      <w:start w:val="1"/>
+      <w:numFmt w:val="lowerLetter"/>
+      <w:lvlText w:val="%8."/>
+      <w:lvlJc w:val="left"/>
+      <w:pPr>
+        <w:ind w:left="5760" w:hanging="360"/>
+      </w:pPr>
+      <w:rPr>
+        <w:u w:val="none"/>
+      </w:rPr>
+    </w:lvl>
+    <w:lvl w:ilvl="8">
+      <w:start w:val="1"/>
+      <w:numFmt w:val="lowerRoman"/>
+      <w:lvlText w:val="%9."/>
+      <w:lvlJc w:val="right"/>
+      <w:pPr>
+        <w:ind w:left="6480" w:hanging="360"/>
+      </w:pPr>
+      <w:rPr>
+        <w:u w:val="none"/>
+      </w:rPr>
+    </w:lvl>
+  </w:abstractNum>
+  <w:abstractNum w:abstractNumId="3" w15:restartNumberingAfterBreak="0">
     <w:nsid w:val="6F6720BC"/>
     <w:multiLevelType w:val="multilevel"/>
     <w:tmpl w:val="F4305A22"/>
@@ -1764,7 +2198,7 @@
       </w:rPr>
     </w:lvl>
   </w:abstractNum>
-  <w:abstractNum w:abstractNumId="3" w15:restartNumberingAfterBreak="0">
+  <w:abstractNum w:abstractNumId="4" w15:restartNumberingAfterBreak="0">
     <w:nsid w:val="738215CB"/>
     <w:multiLevelType w:val="multilevel"/>
     <w:tmpl w:val="F4305A22"/>
@@ -1881,13 +2315,16 @@
     <w:abstractNumId w:val="0"/>
   </w:num>
   <w:num w:numId="2" w16cid:durableId="1241599621">
-    <w:abstractNumId w:val="3"/>
+    <w:abstractNumId w:val="4"/>
   </w:num>
   <w:num w:numId="3" w16cid:durableId="59452492">
-    <w:abstractNumId w:val="2"/>
+    <w:abstractNumId w:val="3"/>
   </w:num>
   <w:num w:numId="4" w16cid:durableId="2038114743">
     <w:abstractNumId w:val="1"/>
+  </w:num>
+  <w:num w:numId="5" w16cid:durableId="488326435">
+    <w:abstractNumId w:val="2"/>
   </w:num>
 </w:numbering>
 </file>
